--- a/deliverables/jabara-word-template.docx
+++ b/deliverables/jabara-word-template.docx
@@ -5,7 +5,6 @@
     <w:p>
       <w:r>
         <w:rPr>
-          <w:rFonts w:ascii="HGS行書体" w:eastAsia="HGS行書体" w:hAnsi="HGS行書体"/>
           <w:b/>
           <w:bCs/>
           <w:sz w:val="48"/>
@@ -17,7 +16,6 @@
     <w:p>
       <w:r>
         <w:rPr>
-          <w:rFonts w:ascii="HGS行書体" w:eastAsia="HGS行書体" w:hAnsi="HGS行書体"/>
           <w:sz w:val="36"/>
           <w:szCs w:val="36"/>
         </w:rPr>
@@ -27,7 +25,6 @@
     <w:p>
       <w:r>
         <w:rPr>
-          <w:rFonts w:ascii="HGS行書体" w:eastAsia="HGS行書体" w:hAnsi="HGS行書体"/>
           <w:sz w:val="36"/>
           <w:szCs w:val="36"/>
         </w:rPr>
@@ -42,7 +39,6 @@
       </w:pPr>
       <w:r>
         <w:rPr>
-          <w:rFonts w:ascii="HGS行書体" w:eastAsia="HGS行書体" w:hAnsi="HGS行書体"/>
           <w:sz w:val="21"/>
           <w:szCs w:val="21"/>
         </w:rPr>
@@ -55,7 +51,6 @@
       </w:pPr>
       <w:r>
         <w:rPr>
-          <w:rFonts w:ascii="HGS行書体" w:eastAsia="HGS行書体" w:hAnsi="HGS行書体"/>
           <w:sz w:val="21"/>
           <w:szCs w:val="21"/>
         </w:rPr>
@@ -68,7 +63,6 @@
       </w:pPr>
       <w:r>
         <w:rPr>
-          <w:rFonts w:ascii="HGS行書体" w:eastAsia="HGS行書体" w:hAnsi="HGS行書体"/>
           <w:sz w:val="21"/>
           <w:szCs w:val="21"/>
         </w:rPr>
@@ -81,7 +75,6 @@
       </w:pPr>
       <w:r>
         <w:rPr>
-          <w:rFonts w:ascii="HGS行書体" w:eastAsia="HGS行書体" w:hAnsi="HGS行書体"/>
           <w:sz w:val="21"/>
           <w:szCs w:val="21"/>
         </w:rPr>
@@ -94,7 +87,6 @@
       </w:pPr>
       <w:r>
         <w:rPr>
-          <w:rFonts w:ascii="HGS行書体" w:eastAsia="HGS行書体" w:hAnsi="HGS行書体"/>
           <w:sz w:val="21"/>
           <w:szCs w:val="21"/>
         </w:rPr>
@@ -108,7 +100,6 @@
       </w:pPr>
       <w:r>
         <w:rPr>
-          <w:rFonts w:ascii="HGS行書体" w:eastAsia="HGS行書体" w:hAnsi="HGS行書体"/>
           <w:sz w:val="21"/>
           <w:szCs w:val="21"/>
         </w:rPr>
@@ -121,7 +112,6 @@
       </w:pPr>
       <w:r>
         <w:rPr>
-          <w:rFonts w:ascii="HGS行書体" w:eastAsia="HGS行書体" w:hAnsi="HGS行書体"/>
           <w:sz w:val="21"/>
           <w:szCs w:val="21"/>
         </w:rPr>
@@ -134,7 +124,6 @@
       </w:pPr>
       <w:r>
         <w:rPr>
-          <w:rFonts w:ascii="HGS行書体" w:eastAsia="HGS行書体" w:hAnsi="HGS行書体"/>
           <w:sz w:val="21"/>
           <w:szCs w:val="21"/>
         </w:rPr>
@@ -147,7 +136,6 @@
       </w:pPr>
       <w:r>
         <w:rPr>
-          <w:rFonts w:ascii="HGS行書体" w:eastAsia="HGS行書体" w:hAnsi="HGS行書体"/>
           <w:sz w:val="21"/>
           <w:szCs w:val="21"/>
         </w:rPr>

--- a/deliverables/jabara-word-template.docx
+++ b/deliverables/jabara-word-template.docx
@@ -1,6 +1,6 @@
 
 <file path=word/document.xml><?xml version="1.0" encoding="utf-8"?>
-<w:document xmlns:wpc="http://schemas.microsoft.com/office/word/2010/wordprocessingCanvas" xmlns:mc="http://schemas.openxmlformats.org/markup-compatibility/2006" xmlns:o="urn:schemas-microsoft-com:office:office" xmlns:r="http://schemas.openxmlformats.org/officeDocument/2006/relationships" xmlns:m="http://schemas.openxmlformats.org/officeDocument/2006/math" xmlns:v="urn:schemas-microsoft-com:vml" xmlns:wp14="http://schemas.microsoft.com/office/word/2010/wordprocessingDrawing" xmlns:wp="http://schemas.openxmlformats.org/drawingml/2006/wordprocessingDrawing" xmlns:w10="urn:schemas-microsoft-com:office:word" xmlns:w="http://schemas.openxmlformats.org/wordprocessingml/2006/main" xmlns:w14="http://schemas.microsoft.com/office/word/2010/wordml" xmlns:w15="http://schemas.microsoft.com/office/word/2012/wordml" xmlns:wpg="http://schemas.microsoft.com/office/word/2010/wordprocessingGroup" xmlns:wpi="http://schemas.microsoft.com/office/word/2010/wordprocessingInk" xmlns:wne="http://schemas.microsoft.com/office/word/2006/wordml" xmlns:wps="http://schemas.microsoft.com/office/word/2010/wordprocessingShape" xmlns:cx="http://schemas.microsoft.com/office/drawing/2014/chartex" xmlns:cx1="http://schemas.microsoft.com/office/drawing/2015/9/8/chartex" xmlns:cx2="http://schemas.microsoft.com/office/drawing/2015/10/21/chartex" xmlns:cx3="http://schemas.microsoft.com/office/drawing/2016/5/9/chartex" xmlns:cx4="http://schemas.microsoft.com/office/drawing/2016/5/10/chartex" xmlns:cx5="http://schemas.microsoft.com/office/drawing/2016/5/11/chartex" xmlns:cx6="http://schemas.microsoft.com/office/drawing/2016/5/12/chartex" xmlns:cx7="http://schemas.microsoft.com/office/drawing/2016/5/13/chartex" xmlns:cx8="http://schemas.microsoft.com/office/drawing/2016/5/14/chartex" xmlns:aink="http://schemas.microsoft.com/office/drawing/2016/ink" xmlns:am3d="http://schemas.microsoft.com/office/drawing/2017/model3d" xmlns:w16cex="http://schemas.microsoft.com/office/word/2018/wordml/cex" xmlns:w16cid="http://schemas.microsoft.com/office/word/2016/wordml/cid" xmlns:w16="http://schemas.microsoft.com/office/word/2018/wordml" xmlns:w16sdtdh="http://schemas.microsoft.com/office/word/2020/wordml/sdtdatahash" xmlns:w16se="http://schemas.microsoft.com/office/word/2015/wordml/symex" mc:Ignorable="w14 w15 wp14">
+<w:document xmlns:wpc="http://schemas.microsoft.com/office/word/2010/wordprocessingCanvas" xmlns:cx="http://schemas.microsoft.com/office/drawing/2014/chartex" xmlns:cx1="http://schemas.microsoft.com/office/drawing/2015/9/8/chartex" xmlns:cx2="http://schemas.microsoft.com/office/drawing/2015/10/21/chartex" xmlns:cx3="http://schemas.microsoft.com/office/drawing/2016/5/9/chartex" xmlns:cx4="http://schemas.microsoft.com/office/drawing/2016/5/10/chartex" xmlns:cx5="http://schemas.microsoft.com/office/drawing/2016/5/11/chartex" xmlns:cx6="http://schemas.microsoft.com/office/drawing/2016/5/12/chartex" xmlns:cx7="http://schemas.microsoft.com/office/drawing/2016/5/13/chartex" xmlns:cx8="http://schemas.microsoft.com/office/drawing/2016/5/14/chartex" xmlns:mc="http://schemas.openxmlformats.org/markup-compatibility/2006" xmlns:aink="http://schemas.microsoft.com/office/drawing/2016/ink" xmlns:am3d="http://schemas.microsoft.com/office/drawing/2017/model3d" xmlns:o="urn:schemas-microsoft-com:office:office" xmlns:oel="http://schemas.microsoft.com/office/2019/extlst" xmlns:r="http://schemas.openxmlformats.org/officeDocument/2006/relationships" xmlns:m="http://schemas.openxmlformats.org/officeDocument/2006/math" xmlns:v="urn:schemas-microsoft-com:vml" xmlns:wp14="http://schemas.microsoft.com/office/word/2010/wordprocessingDrawing" xmlns:wp="http://schemas.openxmlformats.org/drawingml/2006/wordprocessingDrawing" xmlns:w10="urn:schemas-microsoft-com:office:word" xmlns:w="http://schemas.openxmlformats.org/wordprocessingml/2006/main" xmlns:w14="http://schemas.microsoft.com/office/word/2010/wordml" xmlns:w15="http://schemas.microsoft.com/office/word/2012/wordml" xmlns:w16cei="http://schemas.microsoft.com/office/word/2026/wordml/cei" xmlns:w16cex="http://schemas.microsoft.com/office/word/2018/wordml/cex" xmlns:w16cid="http://schemas.microsoft.com/office/word/2016/wordml/cid" xmlns:w16="http://schemas.microsoft.com/office/word/2018/wordml" xmlns:w16du="http://schemas.microsoft.com/office/word/2023/wordml/word16du" xmlns:w16sdtdh="http://schemas.microsoft.com/office/word/2020/wordml/sdtdatahash" xmlns:w16sdtfl="http://schemas.microsoft.com/office/word/2024/wordml/sdtformatlock" xmlns:w16se="http://schemas.microsoft.com/office/word/2015/wordml/symex" xmlns:wpg="http://schemas.microsoft.com/office/word/2010/wordprocessingGroup" xmlns:wpi="http://schemas.microsoft.com/office/word/2010/wordprocessingInk" xmlns:wne="http://schemas.microsoft.com/office/word/2006/wordml" xmlns:wps="http://schemas.microsoft.com/office/word/2010/wordprocessingShape" mc:Ignorable="w14 w15 w16se w16cid w16 w16cex w16sdtdh w16sdtfl w16du wp14">
   <w:body>
     <w:p>
       <w:r>
@@ -10,7 +10,34 @@
           <w:sz w:val="48"/>
           <w:szCs w:val="48"/>
         </w:rPr>
-        <w:t xml:space="preserve">○○市　○○周年記念式典　祝辞</w:t>
+        <w:t>○○</w:t>
+      </w:r>
+      <w:r>
+        <w:rPr>
+          <w:b/>
+          <w:bCs/>
+          <w:sz w:val="48"/>
+          <w:szCs w:val="48"/>
+        </w:rPr>
+        <w:t xml:space="preserve">市　</w:t>
+      </w:r>
+      <w:r>
+        <w:rPr>
+          <w:b/>
+          <w:bCs/>
+          <w:sz w:val="48"/>
+          <w:szCs w:val="48"/>
+        </w:rPr>
+        <w:t>○○</w:t>
+      </w:r>
+      <w:r>
+        <w:rPr>
+          <w:b/>
+          <w:bCs/>
+          <w:sz w:val="48"/>
+          <w:szCs w:val="48"/>
+        </w:rPr>
+        <w:t>周年記念式典　祝辞</w:t>
       </w:r>
     </w:p>
     <w:p>
@@ -19,133 +46,275 @@
           <w:sz w:val="36"/>
           <w:szCs w:val="36"/>
         </w:rPr>
-        <w:t xml:space="preserve">令和○年○月○日（○）午前○時　開式</w:t>
-      </w:r>
-    </w:p>
-    <w:p>
+        <w:t>令和</w:t>
+      </w:r>
       <w:r>
         <w:rPr>
           <w:sz w:val="36"/>
           <w:szCs w:val="36"/>
         </w:rPr>
-        <w:t xml:space="preserve">○○市立○○会館</w:t>
+        <w:t>○</w:t>
+      </w:r>
+      <w:r>
+        <w:rPr>
+          <w:sz w:val="36"/>
+          <w:szCs w:val="36"/>
+        </w:rPr>
+        <w:t>年</w:t>
+      </w:r>
+      <w:r>
+        <w:rPr>
+          <w:sz w:val="36"/>
+          <w:szCs w:val="36"/>
+        </w:rPr>
+        <w:t>○</w:t>
+      </w:r>
+      <w:r>
+        <w:rPr>
+          <w:sz w:val="36"/>
+          <w:szCs w:val="36"/>
+        </w:rPr>
+        <w:t>月</w:t>
+      </w:r>
+      <w:r>
+        <w:rPr>
+          <w:sz w:val="36"/>
+          <w:szCs w:val="36"/>
+        </w:rPr>
+        <w:t>○</w:t>
+      </w:r>
+      <w:r>
+        <w:rPr>
+          <w:sz w:val="36"/>
+          <w:szCs w:val="36"/>
+        </w:rPr>
+        <w:t>日（</w:t>
+      </w:r>
+      <w:r>
+        <w:rPr>
+          <w:sz w:val="36"/>
+          <w:szCs w:val="36"/>
+        </w:rPr>
+        <w:t>○</w:t>
+      </w:r>
+      <w:r>
+        <w:rPr>
+          <w:sz w:val="36"/>
+          <w:szCs w:val="36"/>
+        </w:rPr>
+        <w:t>）午前</w:t>
+      </w:r>
+      <w:r>
+        <w:rPr>
+          <w:sz w:val="36"/>
+          <w:szCs w:val="36"/>
+        </w:rPr>
+        <w:t>○</w:t>
+      </w:r>
+      <w:r>
+        <w:rPr>
+          <w:sz w:val="36"/>
+          <w:szCs w:val="36"/>
+        </w:rPr>
+        <w:t>時　開式</w:t>
+      </w:r>
+    </w:p>
+    <w:p>
+      <w:r>
+        <w:rPr>
+          <w:sz w:val="36"/>
+          <w:szCs w:val="36"/>
+        </w:rPr>
+        <w:t>○○</w:t>
+      </w:r>
+      <w:r>
+        <w:rPr>
+          <w:sz w:val="36"/>
+          <w:szCs w:val="36"/>
+        </w:rPr>
+        <w:t>市立</w:t>
+      </w:r>
+      <w:r>
+        <w:rPr>
+          <w:sz w:val="36"/>
+          <w:szCs w:val="36"/>
+        </w:rPr>
+        <w:t>○○</w:t>
+      </w:r>
+      <w:r>
+        <w:rPr>
+          <w:sz w:val="36"/>
+          <w:szCs w:val="36"/>
+        </w:rPr>
+        <w:t>会館</w:t>
       </w:r>
     </w:p>
     <w:p/>
     <w:p>
       <w:pPr>
-        <w:spacing w:after="0"/>
-        <w:ind w:firstLineChars="100"/>
-      </w:pPr>
-      <w:r>
-        <w:rPr>
-          <w:sz w:val="21"/>
-          <w:szCs w:val="21"/>
-        </w:rPr>
-        <w:t xml:space="preserve">○○市が</w:t>
-      </w:r>
-    </w:p>
-    <w:p>
-      <w:pPr>
-        <w:spacing w:after="0"/>
-      </w:pPr>
-      <w:r>
-        <w:rPr>
-          <w:sz w:val="21"/>
-          <w:szCs w:val="21"/>
-        </w:rPr>
-        <w:t xml:space="preserve">市制施行○○周年を迎えられ、</w:t>
-      </w:r>
-    </w:p>
-    <w:p>
-      <w:pPr>
-        <w:spacing w:after="0"/>
-      </w:pPr>
-      <w:r>
-        <w:rPr>
-          <w:sz w:val="21"/>
-          <w:szCs w:val="21"/>
-        </w:rPr>
-        <w:t xml:space="preserve">このように記念式典が盛大に</w:t>
-      </w:r>
-    </w:p>
-    <w:p>
-      <w:pPr>
-        <w:spacing w:after="0"/>
-      </w:pPr>
-      <w:r>
-        <w:rPr>
-          <w:sz w:val="21"/>
-          <w:szCs w:val="21"/>
-        </w:rPr>
-        <w:t xml:space="preserve">開催されますことを、</w:t>
-      </w:r>
-    </w:p>
-    <w:p>
-      <w:pPr>
-        <w:spacing w:after="0"/>
-      </w:pPr>
-      <w:r>
-        <w:rPr>
-          <w:sz w:val="21"/>
-          <w:szCs w:val="21"/>
-        </w:rPr>
-        <w:t xml:space="preserve">心からお慶び申し上げます。</w:t>
-      </w:r>
-    </w:p>
-    <w:p>
-      <w:pPr>
-        <w:spacing w:after="0"/>
-        <w:ind w:firstLineChars="100"/>
-      </w:pPr>
-      <w:r>
-        <w:rPr>
-          <w:sz w:val="21"/>
-          <w:szCs w:val="21"/>
-        </w:rPr>
-        <w:t xml:space="preserve">また、長年にわたり</w:t>
-      </w:r>
-    </w:p>
-    <w:p>
-      <w:pPr>
-        <w:spacing w:after="0"/>
-      </w:pPr>
-      <w:r>
-        <w:rPr>
-          <w:sz w:val="21"/>
-          <w:szCs w:val="21"/>
-        </w:rPr>
-        <w:t xml:space="preserve">○○市の発展に寄与され、</w:t>
-      </w:r>
-    </w:p>
-    <w:p>
-      <w:pPr>
-        <w:spacing w:after="0"/>
-      </w:pPr>
-      <w:r>
-        <w:rPr>
-          <w:sz w:val="21"/>
-          <w:szCs w:val="21"/>
-        </w:rPr>
-        <w:t xml:space="preserve">その功績を称えられる皆様に、</w:t>
-      </w:r>
-    </w:p>
-    <w:p>
-      <w:pPr>
-        <w:spacing w:after="0"/>
-      </w:pPr>
-      <w:r>
-        <w:rPr>
-          <w:sz w:val="21"/>
-          <w:szCs w:val="21"/>
-        </w:rPr>
-        <w:t xml:space="preserve">心からお祝いを申し上げます。</w:t>
+        <w:ind w:firstLineChars="100" w:firstLine="210"/>
+      </w:pPr>
+      <w:r>
+        <w:rPr>
+          <w:sz w:val="21"/>
+          <w:szCs w:val="21"/>
+        </w:rPr>
+        <w:t>○○</w:t>
+      </w:r>
+      <w:r>
+        <w:rPr>
+          <w:sz w:val="21"/>
+          <w:szCs w:val="21"/>
+        </w:rPr>
+        <w:t>市が</w:t>
+      </w:r>
+    </w:p>
+    <w:p>
+      <w:pPr>
+        <w:rPr>
+          <w:sz w:val="21"/>
+          <w:szCs w:val="21"/>
+        </w:rPr>
+      </w:pPr>
+      <w:r>
+        <w:rPr>
+          <w:sz w:val="21"/>
+          <w:szCs w:val="21"/>
+        </w:rPr>
+        <w:t>市制施行</w:t>
+      </w:r>
+      <w:r>
+        <w:rPr>
+          <w:sz w:val="21"/>
+          <w:szCs w:val="21"/>
+        </w:rPr>
+        <w:t>○○</w:t>
+      </w:r>
+      <w:r>
+        <w:rPr>
+          <w:sz w:val="21"/>
+          <w:szCs w:val="21"/>
+        </w:rPr>
+        <w:t>周年を迎えられ、</w:t>
+      </w:r>
+    </w:p>
+    <w:p>
+      <w:pPr>
+        <w:rPr>
+          <w:rFonts w:hint="eastAsia"/>
+        </w:rPr>
+      </w:pPr>
+    </w:p>
+    <w:p>
+      <w:r>
+        <w:rPr>
+          <w:sz w:val="21"/>
+          <w:szCs w:val="21"/>
+        </w:rPr>
+        <w:t>このように記念式典が盛大に</w:t>
+      </w:r>
+    </w:p>
+    <w:p>
+      <w:pPr>
+        <w:rPr>
+          <w:rFonts w:hint="eastAsia"/>
+          <w:sz w:val="21"/>
+          <w:szCs w:val="21"/>
+        </w:rPr>
+      </w:pPr>
+      <w:r>
+        <w:rPr>
+          <w:sz w:val="21"/>
+          <w:szCs w:val="21"/>
+        </w:rPr>
+        <w:t>開催されますことを、</w:t>
+      </w:r>
+    </w:p>
+    <w:p>
+      <w:pPr>
+        <w:rPr>
+          <w:sz w:val="21"/>
+          <w:szCs w:val="21"/>
+        </w:rPr>
+      </w:pPr>
+      <w:r>
+        <w:rPr>
+          <w:sz w:val="21"/>
+          <w:szCs w:val="21"/>
+        </w:rPr>
+        <w:t>心からお慶び申し上げます。</w:t>
+      </w:r>
+    </w:p>
+    <w:p>
+      <w:pPr>
+        <w:rPr>
+          <w:rFonts w:hint="eastAsia"/>
+        </w:rPr>
+      </w:pPr>
+    </w:p>
+    <w:p>
+      <w:pPr>
+        <w:ind w:firstLineChars="100" w:firstLine="210"/>
+      </w:pPr>
+      <w:r>
+        <w:rPr>
+          <w:sz w:val="21"/>
+          <w:szCs w:val="21"/>
+        </w:rPr>
+        <w:t>また、長年にわたり</w:t>
+      </w:r>
+    </w:p>
+    <w:p>
+      <w:pPr>
+        <w:rPr>
+          <w:sz w:val="21"/>
+          <w:szCs w:val="21"/>
+        </w:rPr>
+      </w:pPr>
+      <w:r>
+        <w:rPr>
+          <w:sz w:val="21"/>
+          <w:szCs w:val="21"/>
+        </w:rPr>
+        <w:t>○○</w:t>
+      </w:r>
+      <w:r>
+        <w:rPr>
+          <w:sz w:val="21"/>
+          <w:szCs w:val="21"/>
+        </w:rPr>
+        <w:t>市の発展に寄与され、</w:t>
+      </w:r>
+    </w:p>
+    <w:p>
+      <w:pPr>
+        <w:rPr>
+          <w:rFonts w:hint="eastAsia"/>
+        </w:rPr>
+      </w:pPr>
+    </w:p>
+    <w:p>
+      <w:r>
+        <w:rPr>
+          <w:sz w:val="21"/>
+          <w:szCs w:val="21"/>
+        </w:rPr>
+        <w:t>その功績を称えられる皆様に、</w:t>
+      </w:r>
+    </w:p>
+    <w:p>
+      <w:r>
+        <w:rPr>
+          <w:sz w:val="21"/>
+          <w:szCs w:val="21"/>
+        </w:rPr>
+        <w:t>心からお祝いを申し上げます。</w:t>
       </w:r>
     </w:p>
     <w:sectPr>
-      <w:pgSz w:w="11906" w:h="16838" w:orient="portrait"/>
+      <w:pgSz w:w="11906" w:h="16838"/>
       <w:pgMar w:top="1440" w:right="1440" w:bottom="1440" w:left="1440" w:header="708" w:footer="708" w:gutter="0"/>
-      <w:pgNumType/>
+      <w:cols w:space="720"/>
       <w:docGrid w:linePitch="360"/>
     </w:sectPr>
   </w:body>
@@ -153,18 +322,9 @@
 </file>
 
 <file path=word/endnotes.xml><?xml version="1.0" encoding="utf-8"?>
-<w:endnotes xmlns:wpc="http://schemas.microsoft.com/office/word/2010/wordprocessingCanvas" xmlns:mc="http://schemas.openxmlformats.org/markup-compatibility/2006" xmlns:o="urn:schemas-microsoft-com:office:office" xmlns:r="http://schemas.openxmlformats.org/officeDocument/2006/relationships" xmlns:m="http://schemas.openxmlformats.org/officeDocument/2006/math" xmlns:v="urn:schemas-microsoft-com:vml" xmlns:wp14="http://schemas.microsoft.com/office/word/2010/wordprocessingDrawing" xmlns:wp="http://schemas.openxmlformats.org/drawingml/2006/wordprocessingDrawing" xmlns:w10="urn:schemas-microsoft-com:office:word" xmlns:w="http://schemas.openxmlformats.org/wordprocessingml/2006/main" xmlns:w14="http://schemas.microsoft.com/office/word/2010/wordml" xmlns:w15="http://schemas.microsoft.com/office/word/2012/wordml" xmlns:wpg="http://schemas.microsoft.com/office/word/2010/wordprocessingGroup" xmlns:wpi="http://schemas.microsoft.com/office/word/2010/wordprocessingInk" xmlns:wne="http://schemas.microsoft.com/office/word/2006/wordml" xmlns:wps="http://schemas.microsoft.com/office/word/2010/wordprocessingShape" mc:Ignorable="w14 w15 wp14">
+<w:endnotes xmlns:wpc="http://schemas.microsoft.com/office/word/2010/wordprocessingCanvas" xmlns:cx="http://schemas.microsoft.com/office/drawing/2014/chartex" xmlns:cx1="http://schemas.microsoft.com/office/drawing/2015/9/8/chartex" xmlns:cx2="http://schemas.microsoft.com/office/drawing/2015/10/21/chartex" xmlns:cx3="http://schemas.microsoft.com/office/drawing/2016/5/9/chartex" xmlns:cx4="http://schemas.microsoft.com/office/drawing/2016/5/10/chartex" xmlns:cx5="http://schemas.microsoft.com/office/drawing/2016/5/11/chartex" xmlns:cx6="http://schemas.microsoft.com/office/drawing/2016/5/12/chartex" xmlns:cx7="http://schemas.microsoft.com/office/drawing/2016/5/13/chartex" xmlns:cx8="http://schemas.microsoft.com/office/drawing/2016/5/14/chartex" xmlns:mc="http://schemas.openxmlformats.org/markup-compatibility/2006" xmlns:aink="http://schemas.microsoft.com/office/drawing/2016/ink" xmlns:am3d="http://schemas.microsoft.com/office/drawing/2017/model3d" xmlns:o="urn:schemas-microsoft-com:office:office" xmlns:oel="http://schemas.microsoft.com/office/2019/extlst" xmlns:r="http://schemas.openxmlformats.org/officeDocument/2006/relationships" xmlns:m="http://schemas.openxmlformats.org/officeDocument/2006/math" xmlns:v="urn:schemas-microsoft-com:vml" xmlns:wp14="http://schemas.microsoft.com/office/word/2010/wordprocessingDrawing" xmlns:wp="http://schemas.openxmlformats.org/drawingml/2006/wordprocessingDrawing" xmlns:w10="urn:schemas-microsoft-com:office:word" xmlns:w="http://schemas.openxmlformats.org/wordprocessingml/2006/main" xmlns:w14="http://schemas.microsoft.com/office/word/2010/wordml" xmlns:w15="http://schemas.microsoft.com/office/word/2012/wordml" xmlns:w16cei="http://schemas.microsoft.com/office/word/2026/wordml/cei" xmlns:w16cex="http://schemas.microsoft.com/office/word/2018/wordml/cex" xmlns:w16cid="http://schemas.microsoft.com/office/word/2016/wordml/cid" xmlns:w16="http://schemas.microsoft.com/office/word/2018/wordml" xmlns:w16du="http://schemas.microsoft.com/office/word/2023/wordml/word16du" xmlns:w16sdtdh="http://schemas.microsoft.com/office/word/2020/wordml/sdtdatahash" xmlns:w16sdtfl="http://schemas.microsoft.com/office/word/2024/wordml/sdtformatlock" xmlns:w16se="http://schemas.microsoft.com/office/word/2015/wordml/symex" xmlns:wpg="http://schemas.microsoft.com/office/word/2010/wordprocessingGroup" xmlns:wpi="http://schemas.microsoft.com/office/word/2010/wordprocessingInk" xmlns:wne="http://schemas.microsoft.com/office/word/2006/wordml" xmlns:wps="http://schemas.microsoft.com/office/word/2010/wordprocessingShape" mc:Ignorable="w14 w15 w16se w16cid w16 w16cex w16sdtdh w16sdtfl w16du wp14">
   <w:endnote w:type="separator" w:id="-1">
     <w:p>
-      <w:pPr>
-        <w:spacing w:after="0" w:line="240" w:lineRule="auto"/>
-      </w:pPr>
-      <w:r>
-        <w:rPr>
-          <w:rStyle w:val="EndnoteReference"/>
-        </w:rPr>
-        <w:endnoteRef/>
-      </w:r>
       <w:r>
         <w:separator/>
       </w:r>
@@ -172,15 +332,6 @@
   </w:endnote>
   <w:endnote w:type="continuationSeparator" w:id="0">
     <w:p>
-      <w:pPr>
-        <w:spacing w:after="0" w:line="240" w:lineRule="auto"/>
-      </w:pPr>
-      <w:r>
-        <w:rPr>
-          <w:rStyle w:val="EndnoteReference"/>
-        </w:rPr>
-        <w:endnoteRef/>
-      </w:r>
       <w:r>
         <w:continuationSeparator/>
       </w:r>
@@ -190,18 +341,9 @@
 </file>
 
 <file path=word/footnotes.xml><?xml version="1.0" encoding="utf-8"?>
-<w:footnotes xmlns:wpc="http://schemas.microsoft.com/office/word/2010/wordprocessingCanvas" xmlns:mc="http://schemas.openxmlformats.org/markup-compatibility/2006" xmlns:o="urn:schemas-microsoft-com:office:office" xmlns:r="http://schemas.openxmlformats.org/officeDocument/2006/relationships" xmlns:m="http://schemas.openxmlformats.org/officeDocument/2006/math" xmlns:v="urn:schemas-microsoft-com:vml" xmlns:wp14="http://schemas.microsoft.com/office/word/2010/wordprocessingDrawing" xmlns:wp="http://schemas.openxmlformats.org/drawingml/2006/wordprocessingDrawing" xmlns:w10="urn:schemas-microsoft-com:office:word" xmlns:w="http://schemas.openxmlformats.org/wordprocessingml/2006/main" xmlns:w14="http://schemas.microsoft.com/office/word/2010/wordml" xmlns:w15="http://schemas.microsoft.com/office/word/2012/wordml" xmlns:wpg="http://schemas.microsoft.com/office/word/2010/wordprocessingGroup" xmlns:wpi="http://schemas.microsoft.com/office/word/2010/wordprocessingInk" xmlns:wne="http://schemas.microsoft.com/office/word/2006/wordml" xmlns:wps="http://schemas.microsoft.com/office/word/2010/wordprocessingShape" mc:Ignorable="w14 w15 wp14">
+<w:footnotes xmlns:wpc="http://schemas.microsoft.com/office/word/2010/wordprocessingCanvas" xmlns:cx="http://schemas.microsoft.com/office/drawing/2014/chartex" xmlns:cx1="http://schemas.microsoft.com/office/drawing/2015/9/8/chartex" xmlns:cx2="http://schemas.microsoft.com/office/drawing/2015/10/21/chartex" xmlns:cx3="http://schemas.microsoft.com/office/drawing/2016/5/9/chartex" xmlns:cx4="http://schemas.microsoft.com/office/drawing/2016/5/10/chartex" xmlns:cx5="http://schemas.microsoft.com/office/drawing/2016/5/11/chartex" xmlns:cx6="http://schemas.microsoft.com/office/drawing/2016/5/12/chartex" xmlns:cx7="http://schemas.microsoft.com/office/drawing/2016/5/13/chartex" xmlns:cx8="http://schemas.microsoft.com/office/drawing/2016/5/14/chartex" xmlns:mc="http://schemas.openxmlformats.org/markup-compatibility/2006" xmlns:aink="http://schemas.microsoft.com/office/drawing/2016/ink" xmlns:am3d="http://schemas.microsoft.com/office/drawing/2017/model3d" xmlns:o="urn:schemas-microsoft-com:office:office" xmlns:oel="http://schemas.microsoft.com/office/2019/extlst" xmlns:r="http://schemas.openxmlformats.org/officeDocument/2006/relationships" xmlns:m="http://schemas.openxmlformats.org/officeDocument/2006/math" xmlns:v="urn:schemas-microsoft-com:vml" xmlns:wp14="http://schemas.microsoft.com/office/word/2010/wordprocessingDrawing" xmlns:wp="http://schemas.openxmlformats.org/drawingml/2006/wordprocessingDrawing" xmlns:w10="urn:schemas-microsoft-com:office:word" xmlns:w="http://schemas.openxmlformats.org/wordprocessingml/2006/main" xmlns:w14="http://schemas.microsoft.com/office/word/2010/wordml" xmlns:w15="http://schemas.microsoft.com/office/word/2012/wordml" xmlns:w16cei="http://schemas.microsoft.com/office/word/2026/wordml/cei" xmlns:w16cex="http://schemas.microsoft.com/office/word/2018/wordml/cex" xmlns:w16cid="http://schemas.microsoft.com/office/word/2016/wordml/cid" xmlns:w16="http://schemas.microsoft.com/office/word/2018/wordml" xmlns:w16du="http://schemas.microsoft.com/office/word/2023/wordml/word16du" xmlns:w16sdtdh="http://schemas.microsoft.com/office/word/2020/wordml/sdtdatahash" xmlns:w16sdtfl="http://schemas.microsoft.com/office/word/2024/wordml/sdtformatlock" xmlns:w16se="http://schemas.microsoft.com/office/word/2015/wordml/symex" xmlns:wpg="http://schemas.microsoft.com/office/word/2010/wordprocessingGroup" xmlns:wpi="http://schemas.microsoft.com/office/word/2010/wordprocessingInk" xmlns:wne="http://schemas.microsoft.com/office/word/2006/wordml" xmlns:wps="http://schemas.microsoft.com/office/word/2010/wordprocessingShape" mc:Ignorable="w14 w15 w16se w16cid w16 w16cex w16sdtdh w16sdtfl w16du wp14">
   <w:footnote w:type="separator" w:id="-1">
     <w:p>
-      <w:pPr>
-        <w:spacing w:after="0" w:line="240" w:lineRule="auto"/>
-      </w:pPr>
-      <w:r>
-        <w:rPr>
-          <w:rStyle w:val="FootnoteReference"/>
-        </w:rPr>
-        <w:footnoteRef/>
-      </w:r>
       <w:r>
         <w:separator/>
       </w:r>
@@ -209,15 +351,6 @@
   </w:footnote>
   <w:footnote w:type="continuationSeparator" w:id="0">
     <w:p>
-      <w:pPr>
-        <w:spacing w:after="0" w:line="240" w:lineRule="auto"/>
-      </w:pPr>
-      <w:r>
-        <w:rPr>
-          <w:rStyle w:val="FootnoteReference"/>
-        </w:rPr>
-        <w:footnoteRef/>
-      </w:r>
       <w:r>
         <w:continuationSeparator/>
       </w:r>
@@ -227,10 +360,12 @@
 </file>
 
 <file path=word/numbering.xml><?xml version="1.0" encoding="utf-8"?>
-<w:numbering xmlns:wpc="http://schemas.microsoft.com/office/word/2010/wordprocessingCanvas" xmlns:mc="http://schemas.openxmlformats.org/markup-compatibility/2006" xmlns:o="urn:schemas-microsoft-com:office:office" xmlns:r="http://schemas.openxmlformats.org/officeDocument/2006/relationships" xmlns:m="http://schemas.openxmlformats.org/officeDocument/2006/math" xmlns:v="urn:schemas-microsoft-com:vml" xmlns:wp14="http://schemas.microsoft.com/office/word/2010/wordprocessingDrawing" xmlns:wp="http://schemas.openxmlformats.org/drawingml/2006/wordprocessingDrawing" xmlns:w10="urn:schemas-microsoft-com:office:word" xmlns:w="http://schemas.openxmlformats.org/wordprocessingml/2006/main" xmlns:w14="http://schemas.microsoft.com/office/word/2010/wordml" xmlns:w15="http://schemas.microsoft.com/office/word/2012/wordml" xmlns:wpg="http://schemas.microsoft.com/office/word/2010/wordprocessingGroup" xmlns:wpi="http://schemas.microsoft.com/office/word/2010/wordprocessingInk" xmlns:wne="http://schemas.microsoft.com/office/word/2006/wordml" xmlns:wps="http://schemas.microsoft.com/office/word/2010/wordprocessingShape" mc:Ignorable="w14 w15 wp14">
-  <w:abstractNum w:abstractNumId="1" w15:restartNumberingAfterBreak="0">
+<w:numbering xmlns:wpc="http://schemas.microsoft.com/office/word/2010/wordprocessingCanvas" xmlns:cx="http://schemas.microsoft.com/office/drawing/2014/chartex" xmlns:cx1="http://schemas.microsoft.com/office/drawing/2015/9/8/chartex" xmlns:cx2="http://schemas.microsoft.com/office/drawing/2015/10/21/chartex" xmlns:cx3="http://schemas.microsoft.com/office/drawing/2016/5/9/chartex" xmlns:cx4="http://schemas.microsoft.com/office/drawing/2016/5/10/chartex" xmlns:cx5="http://schemas.microsoft.com/office/drawing/2016/5/11/chartex" xmlns:cx6="http://schemas.microsoft.com/office/drawing/2016/5/12/chartex" xmlns:cx7="http://schemas.microsoft.com/office/drawing/2016/5/13/chartex" xmlns:cx8="http://schemas.microsoft.com/office/drawing/2016/5/14/chartex" xmlns:mc="http://schemas.openxmlformats.org/markup-compatibility/2006" xmlns:aink="http://schemas.microsoft.com/office/drawing/2016/ink" xmlns:am3d="http://schemas.microsoft.com/office/drawing/2017/model3d" xmlns:o="urn:schemas-microsoft-com:office:office" xmlns:oel="http://schemas.microsoft.com/office/2019/extlst" xmlns:r="http://schemas.openxmlformats.org/officeDocument/2006/relationships" xmlns:m="http://schemas.openxmlformats.org/officeDocument/2006/math" xmlns:v="urn:schemas-microsoft-com:vml" xmlns:wp14="http://schemas.microsoft.com/office/word/2010/wordprocessingDrawing" xmlns:wp="http://schemas.openxmlformats.org/drawingml/2006/wordprocessingDrawing" xmlns:w10="urn:schemas-microsoft-com:office:word" xmlns:w="http://schemas.openxmlformats.org/wordprocessingml/2006/main" xmlns:w14="http://schemas.microsoft.com/office/word/2010/wordml" xmlns:w15="http://schemas.microsoft.com/office/word/2012/wordml" xmlns:w16cei="http://schemas.microsoft.com/office/word/2026/wordml/cei" xmlns:w16cex="http://schemas.microsoft.com/office/word/2018/wordml/cex" xmlns:w16cid="http://schemas.microsoft.com/office/word/2016/wordml/cid" xmlns:w16="http://schemas.microsoft.com/office/word/2018/wordml" xmlns:w16du="http://schemas.microsoft.com/office/word/2023/wordml/word16du" xmlns:w16sdtdh="http://schemas.microsoft.com/office/word/2020/wordml/sdtdatahash" xmlns:w16sdtfl="http://schemas.microsoft.com/office/word/2024/wordml/sdtformatlock" xmlns:w16se="http://schemas.microsoft.com/office/word/2015/wordml/symex" xmlns:wpg="http://schemas.microsoft.com/office/word/2010/wordprocessingGroup" xmlns:wpi="http://schemas.microsoft.com/office/word/2010/wordprocessingInk" xmlns:wne="http://schemas.microsoft.com/office/word/2006/wordml" xmlns:wps="http://schemas.microsoft.com/office/word/2010/wordprocessingShape" mc:Ignorable="w14 w15 w16se w16cid w16 w16cex w16sdtdh w16sdtfl w16du wp14">
+  <w:abstractNum w:abstractNumId="0" w15:restartNumberingAfterBreak="0">
+    <w:nsid w:val="06534F81"/>
     <w:multiLevelType w:val="hybridMultilevel"/>
-    <w:lvl w:ilvl="0" w:tentative="1">
+    <w:tmpl w:val="865E4D00"/>
+    <w:lvl w:ilvl="0" w:tplc="7FF4572E" w:tentative="1">
       <w:start w:val="1"/>
       <w:numFmt w:val="bullet"/>
       <w:lvlText w:val="●"/>
@@ -239,7 +374,7 @@
         <w:ind w:left="720" w:hanging="360"/>
       </w:pPr>
     </w:lvl>
-    <w:lvl w:ilvl="1" w:tentative="1">
+    <w:lvl w:ilvl="1" w:tplc="1B7E1D32" w:tentative="1">
       <w:start w:val="1"/>
       <w:numFmt w:val="bullet"/>
       <w:lvlText w:val="○"/>
@@ -248,7 +383,7 @@
         <w:ind w:left="1440" w:hanging="360"/>
       </w:pPr>
     </w:lvl>
-    <w:lvl w:ilvl="2" w:tentative="1">
+    <w:lvl w:ilvl="2" w:tplc="7B8AF278" w:tentative="1">
       <w:start w:val="1"/>
       <w:numFmt w:val="bullet"/>
       <w:lvlText w:val="■"/>
@@ -257,7 +392,7 @@
         <w:ind w:left="2160" w:hanging="360"/>
       </w:pPr>
     </w:lvl>
-    <w:lvl w:ilvl="3" w:tentative="1">
+    <w:lvl w:ilvl="3" w:tplc="93824AF0" w:tentative="1">
       <w:start w:val="1"/>
       <w:numFmt w:val="bullet"/>
       <w:lvlText w:val="●"/>
@@ -266,7 +401,7 @@
         <w:ind w:left="2880" w:hanging="360"/>
       </w:pPr>
     </w:lvl>
-    <w:lvl w:ilvl="4" w:tentative="1">
+    <w:lvl w:ilvl="4" w:tplc="2AF2CEA8" w:tentative="1">
       <w:start w:val="1"/>
       <w:numFmt w:val="bullet"/>
       <w:lvlText w:val="○"/>
@@ -275,7 +410,7 @@
         <w:ind w:left="3600" w:hanging="360"/>
       </w:pPr>
     </w:lvl>
-    <w:lvl w:ilvl="5" w:tentative="1">
+    <w:lvl w:ilvl="5" w:tplc="894ED846" w:tentative="1">
       <w:start w:val="1"/>
       <w:numFmt w:val="bullet"/>
       <w:lvlText w:val="■"/>
@@ -284,7 +419,7 @@
         <w:ind w:left="4320" w:hanging="360"/>
       </w:pPr>
     </w:lvl>
-    <w:lvl w:ilvl="6" w:tentative="1">
+    <w:lvl w:ilvl="6" w:tplc="7D4085EE" w:tentative="1">
       <w:start w:val="1"/>
       <w:numFmt w:val="bullet"/>
       <w:lvlText w:val="●"/>
@@ -293,7 +428,7 @@
         <w:ind w:left="5040" w:hanging="360"/>
       </w:pPr>
     </w:lvl>
-    <w:lvl w:ilvl="7" w:tentative="1">
+    <w:lvl w:ilvl="7" w:tplc="9444702A" w:tentative="1">
       <w:start w:val="1"/>
       <w:numFmt w:val="bullet"/>
       <w:lvlText w:val="●"/>
@@ -302,7 +437,7 @@
         <w:ind w:left="5760" w:hanging="360"/>
       </w:pPr>
     </w:lvl>
-    <w:lvl w:ilvl="8" w:tentative="1">
+    <w:lvl w:ilvl="8" w:tplc="7A72DD5C" w:tentative="1">
       <w:start w:val="1"/>
       <w:numFmt w:val="bullet"/>
       <w:lvlText w:val="●"/>
@@ -312,8 +447,8 @@
       </w:pPr>
     </w:lvl>
   </w:abstractNum>
-  <w:num w:numId="1">
-    <w:abstractNumId w:val="1"/>
+  <w:num w:numId="1" w16cid:durableId="1739546963">
+    <w:abstractNumId w:val="0"/>
     <w:lvlOverride w:ilvl="0">
       <w:startOverride w:val="1"/>
     </w:lvlOverride>
@@ -322,105 +457,549 @@
 </file>
 
 <file path=word/styles.xml><?xml version="1.0" encoding="utf-8"?>
-<w:styles xmlns:mc="http://schemas.openxmlformats.org/markup-compatibility/2006" xmlns:r="http://schemas.openxmlformats.org/officeDocument/2006/relationships" xmlns:w="http://schemas.openxmlformats.org/wordprocessingml/2006/main" xmlns:w14="http://schemas.microsoft.com/office/word/2010/wordml" xmlns:w15="http://schemas.microsoft.com/office/word/2012/wordml" mc:Ignorable="w14 w15">
+<w:styles xmlns:mc="http://schemas.openxmlformats.org/markup-compatibility/2006" xmlns:r="http://schemas.openxmlformats.org/officeDocument/2006/relationships" xmlns:w="http://schemas.openxmlformats.org/wordprocessingml/2006/main" xmlns:w14="http://schemas.microsoft.com/office/word/2010/wordml" xmlns:w15="http://schemas.microsoft.com/office/word/2012/wordml" xmlns:w16cex="http://schemas.microsoft.com/office/word/2018/wordml/cex" xmlns:w16cid="http://schemas.microsoft.com/office/word/2016/wordml/cid" xmlns:w16="http://schemas.microsoft.com/office/word/2018/wordml" xmlns:w16du="http://schemas.microsoft.com/office/word/2023/wordml/word16du" xmlns:w16sdtdh="http://schemas.microsoft.com/office/word/2020/wordml/sdtdatahash" xmlns:w16sdtfl="http://schemas.microsoft.com/office/word/2024/wordml/sdtformatlock" xmlns:w16se="http://schemas.microsoft.com/office/word/2015/wordml/symex" mc:Ignorable="w14 w15 w16se w16cid w16 w16cex w16sdtdh w16sdtfl w16du">
   <w:docDefaults>
-    <w:rPrDefault/>
+    <w:rPrDefault>
+      <w:rPr>
+        <w:rFonts w:ascii="Times New Roman" w:eastAsiaTheme="minorEastAsia" w:hAnsi="Times New Roman" w:cs="Times New Roman"/>
+        <w:lang w:val="en-US" w:eastAsia="ja-JP" w:bidi="ar-SA"/>
+      </w:rPr>
+    </w:rPrDefault>
     <w:pPrDefault/>
   </w:docDefaults>
-  <w:style w:type="paragraph" w:styleId="Normal" w:default="1">
+  <w:latentStyles w:defLockedState="0" w:defUIPriority="99" w:defSemiHidden="0" w:defUnhideWhenUsed="0" w:defQFormat="0" w:count="376">
+    <w:lsdException w:name="Normal" w:uiPriority="0" w:qFormat="1"/>
+    <w:lsdException w:name="heading 1" w:uiPriority="9" w:qFormat="1"/>
+    <w:lsdException w:name="heading 2" w:semiHidden="1" w:uiPriority="9" w:unhideWhenUsed="1" w:qFormat="1"/>
+    <w:lsdException w:name="heading 3" w:semiHidden="1" w:uiPriority="9" w:unhideWhenUsed="1" w:qFormat="1"/>
+    <w:lsdException w:name="heading 4" w:semiHidden="1" w:uiPriority="9" w:unhideWhenUsed="1" w:qFormat="1"/>
+    <w:lsdException w:name="heading 5" w:semiHidden="1" w:uiPriority="9" w:unhideWhenUsed="1" w:qFormat="1"/>
+    <w:lsdException w:name="heading 6" w:semiHidden="1" w:uiPriority="9" w:unhideWhenUsed="1" w:qFormat="1"/>
+    <w:lsdException w:name="heading 7" w:semiHidden="1" w:uiPriority="9" w:unhideWhenUsed="1" w:qFormat="1"/>
+    <w:lsdException w:name="heading 8" w:semiHidden="1" w:uiPriority="9" w:unhideWhenUsed="1" w:qFormat="1"/>
+    <w:lsdException w:name="heading 9" w:semiHidden="1" w:uiPriority="9" w:unhideWhenUsed="1" w:qFormat="1"/>
+    <w:lsdException w:name="index 1" w:semiHidden="1" w:unhideWhenUsed="1"/>
+    <w:lsdException w:name="index 2" w:semiHidden="1" w:unhideWhenUsed="1"/>
+    <w:lsdException w:name="index 3" w:semiHidden="1" w:unhideWhenUsed="1"/>
+    <w:lsdException w:name="index 4" w:semiHidden="1" w:unhideWhenUsed="1"/>
+    <w:lsdException w:name="index 5" w:semiHidden="1" w:unhideWhenUsed="1"/>
+    <w:lsdException w:name="index 6" w:semiHidden="1" w:unhideWhenUsed="1"/>
+    <w:lsdException w:name="index 7" w:semiHidden="1" w:unhideWhenUsed="1"/>
+    <w:lsdException w:name="index 8" w:semiHidden="1" w:unhideWhenUsed="1"/>
+    <w:lsdException w:name="index 9" w:semiHidden="1" w:unhideWhenUsed="1"/>
+    <w:lsdException w:name="toc 1" w:semiHidden="1" w:uiPriority="39" w:unhideWhenUsed="1"/>
+    <w:lsdException w:name="toc 2" w:semiHidden="1" w:uiPriority="39" w:unhideWhenUsed="1"/>
+    <w:lsdException w:name="toc 3" w:semiHidden="1" w:uiPriority="39" w:unhideWhenUsed="1"/>
+    <w:lsdException w:name="toc 4" w:semiHidden="1" w:uiPriority="39" w:unhideWhenUsed="1"/>
+    <w:lsdException w:name="toc 5" w:semiHidden="1" w:uiPriority="39" w:unhideWhenUsed="1"/>
+    <w:lsdException w:name="toc 6" w:semiHidden="1" w:uiPriority="39" w:unhideWhenUsed="1"/>
+    <w:lsdException w:name="toc 7" w:semiHidden="1" w:uiPriority="39" w:unhideWhenUsed="1"/>
+    <w:lsdException w:name="toc 8" w:semiHidden="1" w:uiPriority="39" w:unhideWhenUsed="1"/>
+    <w:lsdException w:name="toc 9" w:semiHidden="1" w:uiPriority="39" w:unhideWhenUsed="1"/>
+    <w:lsdException w:name="Normal Indent" w:semiHidden="1" w:unhideWhenUsed="1"/>
+    <w:lsdException w:name="footnote text" w:semiHidden="1" w:unhideWhenUsed="1"/>
+    <w:lsdException w:name="annotation text" w:semiHidden="1" w:unhideWhenUsed="1"/>
+    <w:lsdException w:name="header" w:semiHidden="1" w:unhideWhenUsed="1"/>
+    <w:lsdException w:name="footer" w:semiHidden="1" w:unhideWhenUsed="1"/>
+    <w:lsdException w:name="index heading" w:semiHidden="1" w:unhideWhenUsed="1"/>
+    <w:lsdException w:name="caption" w:semiHidden="1" w:uiPriority="35" w:unhideWhenUsed="1" w:qFormat="1"/>
+    <w:lsdException w:name="table of figures" w:semiHidden="1" w:unhideWhenUsed="1"/>
+    <w:lsdException w:name="envelope address" w:semiHidden="1" w:unhideWhenUsed="1"/>
+    <w:lsdException w:name="envelope return" w:semiHidden="1" w:unhideWhenUsed="1"/>
+    <w:lsdException w:name="footnote reference" w:semiHidden="1" w:unhideWhenUsed="1"/>
+    <w:lsdException w:name="annotation reference" w:semiHidden="1" w:unhideWhenUsed="1"/>
+    <w:lsdException w:name="line number" w:semiHidden="1" w:unhideWhenUsed="1"/>
+    <w:lsdException w:name="page number" w:semiHidden="1" w:unhideWhenUsed="1"/>
+    <w:lsdException w:name="endnote reference" w:semiHidden="1" w:unhideWhenUsed="1"/>
+    <w:lsdException w:name="endnote text" w:semiHidden="1" w:unhideWhenUsed="1"/>
+    <w:lsdException w:name="table of authorities" w:semiHidden="1" w:unhideWhenUsed="1"/>
+    <w:lsdException w:name="macro" w:semiHidden="1" w:unhideWhenUsed="1"/>
+    <w:lsdException w:name="toa heading" w:semiHidden="1" w:unhideWhenUsed="1"/>
+    <w:lsdException w:name="List" w:semiHidden="1" w:unhideWhenUsed="1"/>
+    <w:lsdException w:name="List Bullet" w:semiHidden="1" w:unhideWhenUsed="1"/>
+    <w:lsdException w:name="List Number" w:semiHidden="1" w:unhideWhenUsed="1"/>
+    <w:lsdException w:name="List 2" w:semiHidden="1" w:unhideWhenUsed="1"/>
+    <w:lsdException w:name="List 3" w:semiHidden="1" w:unhideWhenUsed="1"/>
+    <w:lsdException w:name="List 4" w:semiHidden="1" w:unhideWhenUsed="1"/>
+    <w:lsdException w:name="List 5" w:semiHidden="1" w:unhideWhenUsed="1"/>
+    <w:lsdException w:name="List Bullet 2" w:semiHidden="1" w:unhideWhenUsed="1"/>
+    <w:lsdException w:name="List Bullet 3" w:semiHidden="1" w:unhideWhenUsed="1"/>
+    <w:lsdException w:name="List Bullet 4" w:semiHidden="1" w:unhideWhenUsed="1"/>
+    <w:lsdException w:name="List Bullet 5" w:semiHidden="1" w:unhideWhenUsed="1"/>
+    <w:lsdException w:name="List Number 2" w:semiHidden="1" w:unhideWhenUsed="1"/>
+    <w:lsdException w:name="List Number 3" w:semiHidden="1" w:unhideWhenUsed="1"/>
+    <w:lsdException w:name="List Number 4" w:semiHidden="1" w:unhideWhenUsed="1"/>
+    <w:lsdException w:name="List Number 5" w:semiHidden="1" w:unhideWhenUsed="1"/>
+    <w:lsdException w:name="Title" w:uiPriority="10" w:qFormat="1"/>
+    <w:lsdException w:name="Closing" w:semiHidden="1" w:unhideWhenUsed="1"/>
+    <w:lsdException w:name="Signature" w:semiHidden="1" w:unhideWhenUsed="1"/>
+    <w:lsdException w:name="Default Paragraph Font" w:semiHidden="1" w:uiPriority="1" w:unhideWhenUsed="1"/>
+    <w:lsdException w:name="Body Text" w:semiHidden="1" w:unhideWhenUsed="1"/>
+    <w:lsdException w:name="Body Text Indent" w:semiHidden="1" w:unhideWhenUsed="1"/>
+    <w:lsdException w:name="List Continue" w:semiHidden="1" w:unhideWhenUsed="1"/>
+    <w:lsdException w:name="List Continue 2" w:semiHidden="1" w:unhideWhenUsed="1"/>
+    <w:lsdException w:name="List Continue 3" w:semiHidden="1" w:unhideWhenUsed="1"/>
+    <w:lsdException w:name="List Continue 4" w:semiHidden="1" w:unhideWhenUsed="1"/>
+    <w:lsdException w:name="List Continue 5" w:semiHidden="1" w:unhideWhenUsed="1"/>
+    <w:lsdException w:name="Message Header" w:semiHidden="1" w:unhideWhenUsed="1"/>
+    <w:lsdException w:name="Subtitle" w:uiPriority="11" w:qFormat="1"/>
+    <w:lsdException w:name="Salutation" w:semiHidden="1" w:unhideWhenUsed="1"/>
+    <w:lsdException w:name="Date" w:semiHidden="1" w:unhideWhenUsed="1"/>
+    <w:lsdException w:name="Body Text First Indent" w:semiHidden="1" w:unhideWhenUsed="1"/>
+    <w:lsdException w:name="Body Text First Indent 2" w:semiHidden="1" w:unhideWhenUsed="1"/>
+    <w:lsdException w:name="Note Heading" w:semiHidden="1" w:unhideWhenUsed="1"/>
+    <w:lsdException w:name="Body Text 2" w:semiHidden="1" w:unhideWhenUsed="1"/>
+    <w:lsdException w:name="Body Text 3" w:semiHidden="1" w:unhideWhenUsed="1"/>
+    <w:lsdException w:name="Body Text Indent 2" w:semiHidden="1" w:unhideWhenUsed="1"/>
+    <w:lsdException w:name="Body Text Indent 3" w:semiHidden="1" w:unhideWhenUsed="1"/>
+    <w:lsdException w:name="Block Text" w:semiHidden="1" w:unhideWhenUsed="1"/>
+    <w:lsdException w:name="Hyperlink" w:semiHidden="1" w:unhideWhenUsed="1"/>
+    <w:lsdException w:name="FollowedHyperlink" w:semiHidden="1" w:unhideWhenUsed="1"/>
+    <w:lsdException w:name="Strong" w:uiPriority="22" w:qFormat="1"/>
+    <w:lsdException w:name="Emphasis" w:uiPriority="20" w:qFormat="1"/>
+    <w:lsdException w:name="Document Map" w:semiHidden="1" w:unhideWhenUsed="1"/>
+    <w:lsdException w:name="Plain Text" w:semiHidden="1" w:unhideWhenUsed="1"/>
+    <w:lsdException w:name="E-mail Signature" w:semiHidden="1" w:unhideWhenUsed="1"/>
+    <w:lsdException w:name="HTML Top of Form" w:semiHidden="1" w:unhideWhenUsed="1"/>
+    <w:lsdException w:name="HTML Bottom of Form" w:semiHidden="1" w:unhideWhenUsed="1"/>
+    <w:lsdException w:name="Normal (Web)" w:semiHidden="1" w:unhideWhenUsed="1"/>
+    <w:lsdException w:name="HTML Acronym" w:semiHidden="1" w:unhideWhenUsed="1"/>
+    <w:lsdException w:name="HTML Address" w:semiHidden="1" w:unhideWhenUsed="1"/>
+    <w:lsdException w:name="HTML Cite" w:semiHidden="1" w:unhideWhenUsed="1"/>
+    <w:lsdException w:name="HTML Code" w:semiHidden="1" w:unhideWhenUsed="1"/>
+    <w:lsdException w:name="HTML Definition" w:semiHidden="1" w:unhideWhenUsed="1"/>
+    <w:lsdException w:name="HTML Keyboard" w:semiHidden="1" w:unhideWhenUsed="1"/>
+    <w:lsdException w:name="HTML Preformatted" w:semiHidden="1" w:unhideWhenUsed="1"/>
+    <w:lsdException w:name="HTML Sample" w:semiHidden="1" w:unhideWhenUsed="1"/>
+    <w:lsdException w:name="HTML Typewriter" w:semiHidden="1" w:unhideWhenUsed="1"/>
+    <w:lsdException w:name="HTML Variable" w:semiHidden="1" w:unhideWhenUsed="1"/>
+    <w:lsdException w:name="Normal Table" w:semiHidden="1" w:unhideWhenUsed="1"/>
+    <w:lsdException w:name="annotation subject" w:semiHidden="1" w:unhideWhenUsed="1"/>
+    <w:lsdException w:name="No List" w:semiHidden="1" w:unhideWhenUsed="1"/>
+    <w:lsdException w:name="Outline List 1" w:semiHidden="1" w:unhideWhenUsed="1"/>
+    <w:lsdException w:name="Outline List 2" w:semiHidden="1" w:unhideWhenUsed="1"/>
+    <w:lsdException w:name="Outline List 3" w:semiHidden="1" w:unhideWhenUsed="1"/>
+    <w:lsdException w:name="Table Simple 1" w:semiHidden="1" w:unhideWhenUsed="1"/>
+    <w:lsdException w:name="Table Simple 2" w:semiHidden="1" w:unhideWhenUsed="1"/>
+    <w:lsdException w:name="Table Simple 3" w:semiHidden="1" w:unhideWhenUsed="1"/>
+    <w:lsdException w:name="Table Classic 1" w:semiHidden="1" w:unhideWhenUsed="1"/>
+    <w:lsdException w:name="Table Classic 2" w:semiHidden="1" w:unhideWhenUsed="1"/>
+    <w:lsdException w:name="Table Classic 3" w:semiHidden="1" w:unhideWhenUsed="1"/>
+    <w:lsdException w:name="Table Classic 4" w:semiHidden="1" w:unhideWhenUsed="1"/>
+    <w:lsdException w:name="Table Colorful 1" w:semiHidden="1" w:unhideWhenUsed="1"/>
+    <w:lsdException w:name="Table Colorful 2" w:semiHidden="1" w:unhideWhenUsed="1"/>
+    <w:lsdException w:name="Table Colorful 3" w:semiHidden="1" w:unhideWhenUsed="1"/>
+    <w:lsdException w:name="Table Columns 1" w:semiHidden="1" w:unhideWhenUsed="1"/>
+    <w:lsdException w:name="Table Columns 2" w:semiHidden="1" w:unhideWhenUsed="1"/>
+    <w:lsdException w:name="Table Columns 3" w:semiHidden="1" w:unhideWhenUsed="1"/>
+    <w:lsdException w:name="Table Columns 4" w:semiHidden="1" w:unhideWhenUsed="1"/>
+    <w:lsdException w:name="Table Columns 5" w:semiHidden="1" w:unhideWhenUsed="1"/>
+    <w:lsdException w:name="Table Grid 1" w:semiHidden="1" w:unhideWhenUsed="1"/>
+    <w:lsdException w:name="Table Grid 2" w:semiHidden="1" w:unhideWhenUsed="1"/>
+    <w:lsdException w:name="Table Grid 3" w:semiHidden="1" w:unhideWhenUsed="1"/>
+    <w:lsdException w:name="Table Grid 4" w:semiHidden="1" w:unhideWhenUsed="1"/>
+    <w:lsdException w:name="Table Grid 5" w:semiHidden="1" w:unhideWhenUsed="1"/>
+    <w:lsdException w:name="Table Grid 6" w:semiHidden="1" w:unhideWhenUsed="1"/>
+    <w:lsdException w:name="Table Grid 7" w:semiHidden="1" w:unhideWhenUsed="1"/>
+    <w:lsdException w:name="Table Grid 8" w:semiHidden="1" w:unhideWhenUsed="1"/>
+    <w:lsdException w:name="Table List 1" w:semiHidden="1" w:unhideWhenUsed="1"/>
+    <w:lsdException w:name="Table List 2" w:semiHidden="1" w:unhideWhenUsed="1"/>
+    <w:lsdException w:name="Table List 3" w:semiHidden="1" w:unhideWhenUsed="1"/>
+    <w:lsdException w:name="Table List 4" w:semiHidden="1" w:unhideWhenUsed="1"/>
+    <w:lsdException w:name="Table List 5" w:semiHidden="1" w:unhideWhenUsed="1"/>
+    <w:lsdException w:name="Table List 6" w:semiHidden="1" w:unhideWhenUsed="1"/>
+    <w:lsdException w:name="Table List 7" w:semiHidden="1" w:unhideWhenUsed="1"/>
+    <w:lsdException w:name="Table List 8" w:semiHidden="1" w:unhideWhenUsed="1"/>
+    <w:lsdException w:name="Table 3D effects 1" w:semiHidden="1" w:unhideWhenUsed="1"/>
+    <w:lsdException w:name="Table 3D effects 2" w:semiHidden="1" w:unhideWhenUsed="1"/>
+    <w:lsdException w:name="Table 3D effects 3" w:semiHidden="1" w:unhideWhenUsed="1"/>
+    <w:lsdException w:name="Table Contemporary" w:semiHidden="1" w:unhideWhenUsed="1"/>
+    <w:lsdException w:name="Table Elegant" w:semiHidden="1" w:unhideWhenUsed="1"/>
+    <w:lsdException w:name="Table Professional" w:semiHidden="1" w:unhideWhenUsed="1"/>
+    <w:lsdException w:name="Table Subtle 1" w:semiHidden="1" w:unhideWhenUsed="1"/>
+    <w:lsdException w:name="Table Subtle 2" w:semiHidden="1" w:unhideWhenUsed="1"/>
+    <w:lsdException w:name="Table Web 1" w:semiHidden="1" w:unhideWhenUsed="1"/>
+    <w:lsdException w:name="Table Web 2" w:semiHidden="1" w:unhideWhenUsed="1"/>
+    <w:lsdException w:name="Table Web 3" w:semiHidden="1" w:unhideWhenUsed="1"/>
+    <w:lsdException w:name="Balloon Text" w:semiHidden="1" w:unhideWhenUsed="1"/>
+    <w:lsdException w:name="Table Grid" w:uiPriority="39"/>
+    <w:lsdException w:name="Table Theme" w:semiHidden="1" w:unhideWhenUsed="1"/>
+    <w:lsdException w:name="Placeholder Text" w:semiHidden="1"/>
+    <w:lsdException w:name="No Spacing" w:uiPriority="1" w:qFormat="1"/>
+    <w:lsdException w:name="Light Shading" w:uiPriority="60"/>
+    <w:lsdException w:name="Light List" w:uiPriority="61"/>
+    <w:lsdException w:name="Light Grid" w:uiPriority="62"/>
+    <w:lsdException w:name="Medium Shading 1" w:uiPriority="63"/>
+    <w:lsdException w:name="Medium Shading 2" w:uiPriority="64"/>
+    <w:lsdException w:name="Medium List 1" w:uiPriority="65"/>
+    <w:lsdException w:name="Medium List 2" w:uiPriority="66"/>
+    <w:lsdException w:name="Medium Grid 1" w:uiPriority="67"/>
+    <w:lsdException w:name="Medium Grid 2" w:uiPriority="68"/>
+    <w:lsdException w:name="Medium Grid 3" w:uiPriority="69"/>
+    <w:lsdException w:name="Dark List" w:uiPriority="70"/>
+    <w:lsdException w:name="Colorful Shading" w:uiPriority="71"/>
+    <w:lsdException w:name="Colorful List" w:uiPriority="72"/>
+    <w:lsdException w:name="Colorful Grid" w:uiPriority="73"/>
+    <w:lsdException w:name="Light Shading Accent 1" w:uiPriority="60"/>
+    <w:lsdException w:name="Light List Accent 1" w:uiPriority="61"/>
+    <w:lsdException w:name="Light Grid Accent 1" w:uiPriority="62"/>
+    <w:lsdException w:name="Medium Shading 1 Accent 1" w:uiPriority="63"/>
+    <w:lsdException w:name="Medium Shading 2 Accent 1" w:uiPriority="64"/>
+    <w:lsdException w:name="Medium List 1 Accent 1" w:uiPriority="65"/>
+    <w:lsdException w:name="Revision" w:semiHidden="1"/>
+    <w:lsdException w:name="List Paragraph" w:uiPriority="34" w:qFormat="1"/>
+    <w:lsdException w:name="Quote" w:uiPriority="29" w:qFormat="1"/>
+    <w:lsdException w:name="Intense Quote" w:uiPriority="30" w:qFormat="1"/>
+    <w:lsdException w:name="Medium List 2 Accent 1" w:uiPriority="66"/>
+    <w:lsdException w:name="Medium Grid 1 Accent 1" w:uiPriority="67"/>
+    <w:lsdException w:name="Medium Grid 2 Accent 1" w:uiPriority="68"/>
+    <w:lsdException w:name="Medium Grid 3 Accent 1" w:uiPriority="69"/>
+    <w:lsdException w:name="Dark List Accent 1" w:uiPriority="70"/>
+    <w:lsdException w:name="Colorful Shading Accent 1" w:uiPriority="71"/>
+    <w:lsdException w:name="Colorful List Accent 1" w:uiPriority="72"/>
+    <w:lsdException w:name="Colorful Grid Accent 1" w:uiPriority="73"/>
+    <w:lsdException w:name="Light Shading Accent 2" w:uiPriority="60"/>
+    <w:lsdException w:name="Light List Accent 2" w:uiPriority="61"/>
+    <w:lsdException w:name="Light Grid Accent 2" w:uiPriority="62"/>
+    <w:lsdException w:name="Medium Shading 1 Accent 2" w:uiPriority="63"/>
+    <w:lsdException w:name="Medium Shading 2 Accent 2" w:uiPriority="64"/>
+    <w:lsdException w:name="Medium List 1 Accent 2" w:uiPriority="65"/>
+    <w:lsdException w:name="Medium List 2 Accent 2" w:uiPriority="66"/>
+    <w:lsdException w:name="Medium Grid 1 Accent 2" w:uiPriority="67"/>
+    <w:lsdException w:name="Medium Grid 2 Accent 2" w:uiPriority="68"/>
+    <w:lsdException w:name="Medium Grid 3 Accent 2" w:uiPriority="69"/>
+    <w:lsdException w:name="Dark List Accent 2" w:uiPriority="70"/>
+    <w:lsdException w:name="Colorful Shading Accent 2" w:uiPriority="71"/>
+    <w:lsdException w:name="Colorful List Accent 2" w:uiPriority="72"/>
+    <w:lsdException w:name="Colorful Grid Accent 2" w:uiPriority="73"/>
+    <w:lsdException w:name="Light Shading Accent 3" w:uiPriority="60"/>
+    <w:lsdException w:name="Light List Accent 3" w:uiPriority="61"/>
+    <w:lsdException w:name="Light Grid Accent 3" w:uiPriority="62"/>
+    <w:lsdException w:name="Medium Shading 1 Accent 3" w:uiPriority="63"/>
+    <w:lsdException w:name="Medium Shading 2 Accent 3" w:uiPriority="64"/>
+    <w:lsdException w:name="Medium List 1 Accent 3" w:uiPriority="65"/>
+    <w:lsdException w:name="Medium List 2 Accent 3" w:uiPriority="66"/>
+    <w:lsdException w:name="Medium Grid 1 Accent 3" w:uiPriority="67"/>
+    <w:lsdException w:name="Medium Grid 2 Accent 3" w:uiPriority="68"/>
+    <w:lsdException w:name="Medium Grid 3 Accent 3" w:uiPriority="69"/>
+    <w:lsdException w:name="Dark List Accent 3" w:uiPriority="70"/>
+    <w:lsdException w:name="Colorful Shading Accent 3" w:uiPriority="71"/>
+    <w:lsdException w:name="Colorful List Accent 3" w:uiPriority="72"/>
+    <w:lsdException w:name="Colorful Grid Accent 3" w:uiPriority="73"/>
+    <w:lsdException w:name="Light Shading Accent 4" w:uiPriority="60"/>
+    <w:lsdException w:name="Light List Accent 4" w:uiPriority="61"/>
+    <w:lsdException w:name="Light Grid Accent 4" w:uiPriority="62"/>
+    <w:lsdException w:name="Medium Shading 1 Accent 4" w:uiPriority="63"/>
+    <w:lsdException w:name="Medium Shading 2 Accent 4" w:uiPriority="64"/>
+    <w:lsdException w:name="Medium List 1 Accent 4" w:uiPriority="65"/>
+    <w:lsdException w:name="Medium List 2 Accent 4" w:uiPriority="66"/>
+    <w:lsdException w:name="Medium Grid 1 Accent 4" w:uiPriority="67"/>
+    <w:lsdException w:name="Medium Grid 2 Accent 4" w:uiPriority="68"/>
+    <w:lsdException w:name="Medium Grid 3 Accent 4" w:uiPriority="69"/>
+    <w:lsdException w:name="Dark List Accent 4" w:uiPriority="70"/>
+    <w:lsdException w:name="Colorful Shading Accent 4" w:uiPriority="71"/>
+    <w:lsdException w:name="Colorful List Accent 4" w:uiPriority="72"/>
+    <w:lsdException w:name="Colorful Grid Accent 4" w:uiPriority="73"/>
+    <w:lsdException w:name="Light Shading Accent 5" w:uiPriority="60"/>
+    <w:lsdException w:name="Light List Accent 5" w:uiPriority="61"/>
+    <w:lsdException w:name="Light Grid Accent 5" w:uiPriority="62"/>
+    <w:lsdException w:name="Medium Shading 1 Accent 5" w:uiPriority="63"/>
+    <w:lsdException w:name="Medium Shading 2 Accent 5" w:uiPriority="64"/>
+    <w:lsdException w:name="Medium List 1 Accent 5" w:uiPriority="65"/>
+    <w:lsdException w:name="Medium List 2 Accent 5" w:uiPriority="66"/>
+    <w:lsdException w:name="Medium Grid 1 Accent 5" w:uiPriority="67"/>
+    <w:lsdException w:name="Medium Grid 2 Accent 5" w:uiPriority="68"/>
+    <w:lsdException w:name="Medium Grid 3 Accent 5" w:uiPriority="69"/>
+    <w:lsdException w:name="Dark List Accent 5" w:uiPriority="70"/>
+    <w:lsdException w:name="Colorful Shading Accent 5" w:uiPriority="71"/>
+    <w:lsdException w:name="Colorful List Accent 5" w:uiPriority="72"/>
+    <w:lsdException w:name="Colorful Grid Accent 5" w:uiPriority="73"/>
+    <w:lsdException w:name="Light Shading Accent 6" w:uiPriority="60"/>
+    <w:lsdException w:name="Light List Accent 6" w:uiPriority="61"/>
+    <w:lsdException w:name="Light Grid Accent 6" w:uiPriority="62"/>
+    <w:lsdException w:name="Medium Shading 1 Accent 6" w:uiPriority="63"/>
+    <w:lsdException w:name="Medium Shading 2 Accent 6" w:uiPriority="64"/>
+    <w:lsdException w:name="Medium List 1 Accent 6" w:uiPriority="65"/>
+    <w:lsdException w:name="Medium List 2 Accent 6" w:uiPriority="66"/>
+    <w:lsdException w:name="Medium Grid 1 Accent 6" w:uiPriority="67"/>
+    <w:lsdException w:name="Medium Grid 2 Accent 6" w:uiPriority="68"/>
+    <w:lsdException w:name="Medium Grid 3 Accent 6" w:uiPriority="69"/>
+    <w:lsdException w:name="Dark List Accent 6" w:uiPriority="70"/>
+    <w:lsdException w:name="Colorful Shading Accent 6" w:uiPriority="71"/>
+    <w:lsdException w:name="Colorful List Accent 6" w:uiPriority="72"/>
+    <w:lsdException w:name="Colorful Grid Accent 6" w:uiPriority="73"/>
+    <w:lsdException w:name="Subtle Emphasis" w:uiPriority="19" w:qFormat="1"/>
+    <w:lsdException w:name="Intense Emphasis" w:uiPriority="21" w:qFormat="1"/>
+    <w:lsdException w:name="Subtle Reference" w:uiPriority="31" w:qFormat="1"/>
+    <w:lsdException w:name="Intense Reference" w:uiPriority="32" w:qFormat="1"/>
+    <w:lsdException w:name="Book Title" w:uiPriority="33" w:qFormat="1"/>
+    <w:lsdException w:name="Bibliography" w:semiHidden="1" w:uiPriority="37" w:unhideWhenUsed="1"/>
+    <w:lsdException w:name="TOC Heading" w:semiHidden="1" w:uiPriority="39" w:unhideWhenUsed="1" w:qFormat="1"/>
+    <w:lsdException w:name="Plain Table 1" w:uiPriority="41"/>
+    <w:lsdException w:name="Plain Table 2" w:uiPriority="42"/>
+    <w:lsdException w:name="Plain Table 3" w:uiPriority="43"/>
+    <w:lsdException w:name="Plain Table 4" w:uiPriority="44"/>
+    <w:lsdException w:name="Plain Table 5" w:uiPriority="45"/>
+    <w:lsdException w:name="Grid Table Light" w:uiPriority="40"/>
+    <w:lsdException w:name="Grid Table 1 Light" w:uiPriority="46"/>
+    <w:lsdException w:name="Grid Table 2" w:uiPriority="47"/>
+    <w:lsdException w:name="Grid Table 3" w:uiPriority="48"/>
+    <w:lsdException w:name="Grid Table 4" w:uiPriority="49"/>
+    <w:lsdException w:name="Grid Table 5 Dark" w:uiPriority="50"/>
+    <w:lsdException w:name="Grid Table 6 Colorful" w:uiPriority="51"/>
+    <w:lsdException w:name="Grid Table 7 Colorful" w:uiPriority="52"/>
+    <w:lsdException w:name="Grid Table 1 Light Accent 1" w:uiPriority="46"/>
+    <w:lsdException w:name="Grid Table 2 Accent 1" w:uiPriority="47"/>
+    <w:lsdException w:name="Grid Table 3 Accent 1" w:uiPriority="48"/>
+    <w:lsdException w:name="Grid Table 4 Accent 1" w:uiPriority="49"/>
+    <w:lsdException w:name="Grid Table 5 Dark Accent 1" w:uiPriority="50"/>
+    <w:lsdException w:name="Grid Table 6 Colorful Accent 1" w:uiPriority="51"/>
+    <w:lsdException w:name="Grid Table 7 Colorful Accent 1" w:uiPriority="52"/>
+    <w:lsdException w:name="Grid Table 1 Light Accent 2" w:uiPriority="46"/>
+    <w:lsdException w:name="Grid Table 2 Accent 2" w:uiPriority="47"/>
+    <w:lsdException w:name="Grid Table 3 Accent 2" w:uiPriority="48"/>
+    <w:lsdException w:name="Grid Table 4 Accent 2" w:uiPriority="49"/>
+    <w:lsdException w:name="Grid Table 5 Dark Accent 2" w:uiPriority="50"/>
+    <w:lsdException w:name="Grid Table 6 Colorful Accent 2" w:uiPriority="51"/>
+    <w:lsdException w:name="Grid Table 7 Colorful Accent 2" w:uiPriority="52"/>
+    <w:lsdException w:name="Grid Table 1 Light Accent 3" w:uiPriority="46"/>
+    <w:lsdException w:name="Grid Table 2 Accent 3" w:uiPriority="47"/>
+    <w:lsdException w:name="Grid Table 3 Accent 3" w:uiPriority="48"/>
+    <w:lsdException w:name="Grid Table 4 Accent 3" w:uiPriority="49"/>
+    <w:lsdException w:name="Grid Table 5 Dark Accent 3" w:uiPriority="50"/>
+    <w:lsdException w:name="Grid Table 6 Colorful Accent 3" w:uiPriority="51"/>
+    <w:lsdException w:name="Grid Table 7 Colorful Accent 3" w:uiPriority="52"/>
+    <w:lsdException w:name="Grid Table 1 Light Accent 4" w:uiPriority="46"/>
+    <w:lsdException w:name="Grid Table 2 Accent 4" w:uiPriority="47"/>
+    <w:lsdException w:name="Grid Table 3 Accent 4" w:uiPriority="48"/>
+    <w:lsdException w:name="Grid Table 4 Accent 4" w:uiPriority="49"/>
+    <w:lsdException w:name="Grid Table 5 Dark Accent 4" w:uiPriority="50"/>
+    <w:lsdException w:name="Grid Table 6 Colorful Accent 4" w:uiPriority="51"/>
+    <w:lsdException w:name="Grid Table 7 Colorful Accent 4" w:uiPriority="52"/>
+    <w:lsdException w:name="Grid Table 1 Light Accent 5" w:uiPriority="46"/>
+    <w:lsdException w:name="Grid Table 2 Accent 5" w:uiPriority="47"/>
+    <w:lsdException w:name="Grid Table 3 Accent 5" w:uiPriority="48"/>
+    <w:lsdException w:name="Grid Table 4 Accent 5" w:uiPriority="49"/>
+    <w:lsdException w:name="Grid Table 5 Dark Accent 5" w:uiPriority="50"/>
+    <w:lsdException w:name="Grid Table 6 Colorful Accent 5" w:uiPriority="51"/>
+    <w:lsdException w:name="Grid Table 7 Colorful Accent 5" w:uiPriority="52"/>
+    <w:lsdException w:name="Grid Table 1 Light Accent 6" w:uiPriority="46"/>
+    <w:lsdException w:name="Grid Table 2 Accent 6" w:uiPriority="47"/>
+    <w:lsdException w:name="Grid Table 3 Accent 6" w:uiPriority="48"/>
+    <w:lsdException w:name="Grid Table 4 Accent 6" w:uiPriority="49"/>
+    <w:lsdException w:name="Grid Table 5 Dark Accent 6" w:uiPriority="50"/>
+    <w:lsdException w:name="Grid Table 6 Colorful Accent 6" w:uiPriority="51"/>
+    <w:lsdException w:name="Grid Table 7 Colorful Accent 6" w:uiPriority="52"/>
+    <w:lsdException w:name="List Table 1 Light" w:uiPriority="46"/>
+    <w:lsdException w:name="List Table 2" w:uiPriority="47"/>
+    <w:lsdException w:name="List Table 3" w:uiPriority="48"/>
+    <w:lsdException w:name="List Table 4" w:uiPriority="49"/>
+    <w:lsdException w:name="List Table 5 Dark" w:uiPriority="50"/>
+    <w:lsdException w:name="List Table 6 Colorful" w:uiPriority="51"/>
+    <w:lsdException w:name="List Table 7 Colorful" w:uiPriority="52"/>
+    <w:lsdException w:name="List Table 1 Light Accent 1" w:uiPriority="46"/>
+    <w:lsdException w:name="List Table 2 Accent 1" w:uiPriority="47"/>
+    <w:lsdException w:name="List Table 3 Accent 1" w:uiPriority="48"/>
+    <w:lsdException w:name="List Table 4 Accent 1" w:uiPriority="49"/>
+    <w:lsdException w:name="List Table 5 Dark Accent 1" w:uiPriority="50"/>
+    <w:lsdException w:name="List Table 6 Colorful Accent 1" w:uiPriority="51"/>
+    <w:lsdException w:name="List Table 7 Colorful Accent 1" w:uiPriority="52"/>
+    <w:lsdException w:name="List Table 1 Light Accent 2" w:uiPriority="46"/>
+    <w:lsdException w:name="List Table 2 Accent 2" w:uiPriority="47"/>
+    <w:lsdException w:name="List Table 3 Accent 2" w:uiPriority="48"/>
+    <w:lsdException w:name="List Table 4 Accent 2" w:uiPriority="49"/>
+    <w:lsdException w:name="List Table 5 Dark Accent 2" w:uiPriority="50"/>
+    <w:lsdException w:name="List Table 6 Colorful Accent 2" w:uiPriority="51"/>
+    <w:lsdException w:name="List Table 7 Colorful Accent 2" w:uiPriority="52"/>
+    <w:lsdException w:name="List Table 1 Light Accent 3" w:uiPriority="46"/>
+    <w:lsdException w:name="List Table 2 Accent 3" w:uiPriority="47"/>
+    <w:lsdException w:name="List Table 3 Accent 3" w:uiPriority="48"/>
+    <w:lsdException w:name="List Table 4 Accent 3" w:uiPriority="49"/>
+    <w:lsdException w:name="List Table 5 Dark Accent 3" w:uiPriority="50"/>
+    <w:lsdException w:name="List Table 6 Colorful Accent 3" w:uiPriority="51"/>
+    <w:lsdException w:name="List Table 7 Colorful Accent 3" w:uiPriority="52"/>
+    <w:lsdException w:name="List Table 1 Light Accent 4" w:uiPriority="46"/>
+    <w:lsdException w:name="List Table 2 Accent 4" w:uiPriority="47"/>
+    <w:lsdException w:name="List Table 3 Accent 4" w:uiPriority="48"/>
+    <w:lsdException w:name="List Table 4 Accent 4" w:uiPriority="49"/>
+    <w:lsdException w:name="List Table 5 Dark Accent 4" w:uiPriority="50"/>
+    <w:lsdException w:name="List Table 6 Colorful Accent 4" w:uiPriority="51"/>
+    <w:lsdException w:name="List Table 7 Colorful Accent 4" w:uiPriority="52"/>
+    <w:lsdException w:name="List Table 1 Light Accent 5" w:uiPriority="46"/>
+    <w:lsdException w:name="List Table 2 Accent 5" w:uiPriority="47"/>
+    <w:lsdException w:name="List Table 3 Accent 5" w:uiPriority="48"/>
+    <w:lsdException w:name="List Table 4 Accent 5" w:uiPriority="49"/>
+    <w:lsdException w:name="List Table 5 Dark Accent 5" w:uiPriority="50"/>
+    <w:lsdException w:name="List Table 6 Colorful Accent 5" w:uiPriority="51"/>
+    <w:lsdException w:name="List Table 7 Colorful Accent 5" w:uiPriority="52"/>
+    <w:lsdException w:name="List Table 1 Light Accent 6" w:uiPriority="46"/>
+    <w:lsdException w:name="List Table 2 Accent 6" w:uiPriority="47"/>
+    <w:lsdException w:name="List Table 3 Accent 6" w:uiPriority="48"/>
+    <w:lsdException w:name="List Table 4 Accent 6" w:uiPriority="49"/>
+    <w:lsdException w:name="List Table 5 Dark Accent 6" w:uiPriority="50"/>
+    <w:lsdException w:name="List Table 6 Colorful Accent 6" w:uiPriority="51"/>
+    <w:lsdException w:name="List Table 7 Colorful Accent 6" w:uiPriority="52"/>
+    <w:lsdException w:name="Mention" w:semiHidden="1" w:unhideWhenUsed="1"/>
+    <w:lsdException w:name="Smart Hyperlink" w:semiHidden="1" w:unhideWhenUsed="1"/>
+    <w:lsdException w:name="Hashtag" w:semiHidden="1" w:unhideWhenUsed="1"/>
+    <w:lsdException w:name="Unresolved Mention" w:semiHidden="1" w:unhideWhenUsed="1"/>
+    <w:lsdException w:name="Smart Link" w:semiHidden="1" w:unhideWhenUsed="1"/>
+  </w:latentStyles>
+  <w:style w:type="paragraph" w:default="1" w:styleId="a">
     <w:name w:val="Normal"/>
     <w:qFormat/>
   </w:style>
-  <w:style w:type="paragraph" w:styleId="Title">
+  <w:style w:type="paragraph" w:styleId="1">
+    <w:name w:val="heading 1"/>
+    <w:basedOn w:val="a"/>
+    <w:next w:val="a"/>
+    <w:uiPriority w:val="9"/>
+    <w:qFormat/>
+    <w:pPr>
+      <w:outlineLvl w:val="0"/>
+    </w:pPr>
+    <w:rPr>
+      <w:color w:val="2E74B5"/>
+      <w:sz w:val="32"/>
+      <w:szCs w:val="32"/>
+    </w:rPr>
+  </w:style>
+  <w:style w:type="paragraph" w:styleId="2">
+    <w:name w:val="heading 2"/>
+    <w:basedOn w:val="a"/>
+    <w:next w:val="a"/>
+    <w:uiPriority w:val="9"/>
+    <w:semiHidden/>
+    <w:unhideWhenUsed/>
+    <w:qFormat/>
+    <w:pPr>
+      <w:outlineLvl w:val="1"/>
+    </w:pPr>
+    <w:rPr>
+      <w:color w:val="2E74B5"/>
+      <w:sz w:val="26"/>
+      <w:szCs w:val="26"/>
+    </w:rPr>
+  </w:style>
+  <w:style w:type="paragraph" w:styleId="3">
+    <w:name w:val="heading 3"/>
+    <w:basedOn w:val="a"/>
+    <w:next w:val="a"/>
+    <w:uiPriority w:val="9"/>
+    <w:semiHidden/>
+    <w:unhideWhenUsed/>
+    <w:qFormat/>
+    <w:pPr>
+      <w:outlineLvl w:val="2"/>
+    </w:pPr>
+    <w:rPr>
+      <w:color w:val="1F4D78"/>
+      <w:sz w:val="24"/>
+      <w:szCs w:val="24"/>
+    </w:rPr>
+  </w:style>
+  <w:style w:type="paragraph" w:styleId="4">
+    <w:name w:val="heading 4"/>
+    <w:basedOn w:val="a"/>
+    <w:next w:val="a"/>
+    <w:uiPriority w:val="9"/>
+    <w:semiHidden/>
+    <w:unhideWhenUsed/>
+    <w:qFormat/>
+    <w:pPr>
+      <w:outlineLvl w:val="3"/>
+    </w:pPr>
+    <w:rPr>
+      <w:i/>
+      <w:iCs/>
+      <w:color w:val="2E74B5"/>
+    </w:rPr>
+  </w:style>
+  <w:style w:type="paragraph" w:styleId="5">
+    <w:name w:val="heading 5"/>
+    <w:basedOn w:val="a"/>
+    <w:next w:val="a"/>
+    <w:uiPriority w:val="9"/>
+    <w:semiHidden/>
+    <w:unhideWhenUsed/>
+    <w:qFormat/>
+    <w:pPr>
+      <w:outlineLvl w:val="4"/>
+    </w:pPr>
+    <w:rPr>
+      <w:color w:val="2E74B5"/>
+    </w:rPr>
+  </w:style>
+  <w:style w:type="paragraph" w:styleId="6">
+    <w:name w:val="heading 6"/>
+    <w:basedOn w:val="a"/>
+    <w:next w:val="a"/>
+    <w:uiPriority w:val="9"/>
+    <w:semiHidden/>
+    <w:unhideWhenUsed/>
+    <w:qFormat/>
+    <w:pPr>
+      <w:outlineLvl w:val="5"/>
+    </w:pPr>
+    <w:rPr>
+      <w:color w:val="1F4D78"/>
+    </w:rPr>
+  </w:style>
+  <w:style w:type="character" w:default="1" w:styleId="a0">
+    <w:name w:val="Default Paragraph Font"/>
+    <w:uiPriority w:val="1"/>
+    <w:semiHidden/>
+    <w:unhideWhenUsed/>
+  </w:style>
+  <w:style w:type="table" w:default="1" w:styleId="a1">
+    <w:name w:val="Normal Table"/>
+    <w:uiPriority w:val="99"/>
+    <w:semiHidden/>
+    <w:unhideWhenUsed/>
+    <w:tblPr>
+      <w:tblInd w:w="0" w:type="dxa"/>
+      <w:tblCellMar>
+        <w:top w:w="0" w:type="dxa"/>
+        <w:left w:w="108" w:type="dxa"/>
+        <w:bottom w:w="0" w:type="dxa"/>
+        <w:right w:w="108" w:type="dxa"/>
+      </w:tblCellMar>
+    </w:tblPr>
+  </w:style>
+  <w:style w:type="numbering" w:default="1" w:styleId="a2">
+    <w:name w:val="No List"/>
+    <w:uiPriority w:val="99"/>
+    <w:semiHidden/>
+    <w:unhideWhenUsed/>
+  </w:style>
+  <w:style w:type="paragraph" w:styleId="a3">
     <w:name w:val="Title"/>
-    <w:basedOn w:val="Normal"/>
-    <w:next w:val="Normal"/>
+    <w:basedOn w:val="a"/>
+    <w:next w:val="a"/>
+    <w:uiPriority w:val="10"/>
     <w:qFormat/>
     <w:rPr>
       <w:sz w:val="56"/>
       <w:szCs w:val="56"/>
     </w:rPr>
   </w:style>
-  <w:style w:type="paragraph" w:styleId="Heading1">
-    <w:name w:val="Heading 1"/>
-    <w:basedOn w:val="Normal"/>
-    <w:next w:val="Normal"/>
-    <w:qFormat/>
-    <w:rPr>
-      <w:color w:val="2E74B5"/>
-      <w:sz w:val="32"/>
-      <w:szCs w:val="32"/>
-    </w:rPr>
-  </w:style>
-  <w:style w:type="paragraph" w:styleId="Heading2">
-    <w:name w:val="Heading 2"/>
-    <w:basedOn w:val="Normal"/>
-    <w:next w:val="Normal"/>
-    <w:qFormat/>
-    <w:rPr>
-      <w:color w:val="2E74B5"/>
-      <w:sz w:val="26"/>
-      <w:szCs w:val="26"/>
-    </w:rPr>
-  </w:style>
-  <w:style w:type="paragraph" w:styleId="Heading3">
-    <w:name w:val="Heading 3"/>
-    <w:basedOn w:val="Normal"/>
-    <w:next w:val="Normal"/>
-    <w:qFormat/>
-    <w:rPr>
-      <w:color w:val="1F4D78"/>
-      <w:sz w:val="24"/>
-      <w:szCs w:val="24"/>
-    </w:rPr>
-  </w:style>
-  <w:style w:type="paragraph" w:styleId="Heading4">
-    <w:name w:val="Heading 4"/>
-    <w:basedOn w:val="Normal"/>
-    <w:next w:val="Normal"/>
-    <w:qFormat/>
-    <w:rPr>
-      <w:i/>
-      <w:iCs/>
-      <w:color w:val="2E74B5"/>
-    </w:rPr>
-  </w:style>
-  <w:style w:type="paragraph" w:styleId="Heading5">
-    <w:name w:val="Heading 5"/>
-    <w:basedOn w:val="Normal"/>
-    <w:next w:val="Normal"/>
-    <w:qFormat/>
-    <w:rPr>
-      <w:color w:val="2E74B5"/>
-    </w:rPr>
-  </w:style>
-  <w:style w:type="paragraph" w:styleId="Heading6">
-    <w:name w:val="Heading 6"/>
-    <w:basedOn w:val="Normal"/>
-    <w:next w:val="Normal"/>
-    <w:qFormat/>
-    <w:rPr>
-      <w:color w:val="1F4D78"/>
-    </w:rPr>
-  </w:style>
-  <w:style w:type="paragraph" w:styleId="Strong">
-    <w:name w:val="Strong"/>
-    <w:basedOn w:val="Normal"/>
-    <w:next w:val="Normal"/>
+  <w:style w:type="paragraph" w:customStyle="1" w:styleId="10">
+    <w:name w:val="強調太字1"/>
+    <w:basedOn w:val="a"/>
+    <w:next w:val="a"/>
     <w:qFormat/>
     <w:rPr>
       <w:b/>
       <w:bCs/>
     </w:rPr>
   </w:style>
-  <w:style w:type="paragraph" w:styleId="ListParagraph">
+  <w:style w:type="paragraph" w:styleId="a4">
     <w:name w:val="List Paragraph"/>
-    <w:basedOn w:val="Normal"/>
+    <w:basedOn w:val="a"/>
     <w:qFormat/>
   </w:style>
-  <w:style w:type="character" w:styleId="Hyperlink">
+  <w:style w:type="character" w:styleId="a5">
     <w:name w:val="Hyperlink"/>
-    <w:basedOn w:val="DefaultParagraphFont"/>
     <w:uiPriority w:val="99"/>
     <w:unhideWhenUsed/>
     <w:rPr>
@@ -428,9 +1007,8 @@
       <w:u w:val="single"/>
     </w:rPr>
   </w:style>
-  <w:style w:type="character" w:styleId="FootnoteReference">
+  <w:style w:type="character" w:styleId="a6">
     <w:name w:val="footnote reference"/>
-    <w:basedOn w:val="DefaultParagraphFont"/>
     <w:uiPriority w:val="99"/>
     <w:semiHidden/>
     <w:unhideWhenUsed/>
@@ -438,25 +1016,45 @@
       <w:vertAlign w:val="superscript"/>
     </w:rPr>
   </w:style>
-  <w:style w:type="paragraph" w:styleId="FootnoteText">
+  <w:style w:type="paragraph" w:styleId="a7">
     <w:name w:val="footnote text"/>
-    <w:basedOn w:val="Normal"/>
-    <w:link w:val="FootnoteTextChar"/>
+    <w:basedOn w:val="a"/>
+    <w:link w:val="a8"/>
     <w:uiPriority w:val="99"/>
     <w:semiHidden/>
     <w:unhideWhenUsed/>
-    <w:pPr>
-      <w:spacing w:after="0" w:line="240" w:lineRule="auto"/>
-    </w:pPr>
+  </w:style>
+  <w:style w:type="character" w:customStyle="1" w:styleId="a8">
+    <w:name w:val="脚注文字列 (文字)"/>
+    <w:link w:val="a7"/>
+    <w:uiPriority w:val="99"/>
+    <w:semiHidden/>
+    <w:unhideWhenUsed/>
     <w:rPr>
       <w:sz w:val="20"/>
       <w:szCs w:val="20"/>
     </w:rPr>
   </w:style>
-  <w:style w:type="character" w:styleId="FootnoteTextChar">
-    <w:name w:val="Footnote Text Char"/>
-    <w:basedOn w:val="DefaultParagraphFont"/>
-    <w:link w:val="FootnoteText"/>
+  <w:style w:type="character" w:styleId="a9">
+    <w:name w:val="endnote reference"/>
+    <w:uiPriority w:val="99"/>
+    <w:semiHidden/>
+    <w:unhideWhenUsed/>
+    <w:rPr>
+      <w:vertAlign w:val="superscript"/>
+    </w:rPr>
+  </w:style>
+  <w:style w:type="paragraph" w:styleId="aa">
+    <w:name w:val="endnote text"/>
+    <w:basedOn w:val="a"/>
+    <w:link w:val="ab"/>
+    <w:uiPriority w:val="99"/>
+    <w:semiHidden/>
+    <w:unhideWhenUsed/>
+  </w:style>
+  <w:style w:type="character" w:customStyle="1" w:styleId="ab">
+    <w:name w:val="文末脚注文字列 (文字)"/>
+    <w:link w:val="aa"/>
     <w:uiPriority w:val="99"/>
     <w:semiHidden/>
     <w:unhideWhenUsed/>
@@ -465,42 +1063,49 @@
       <w:szCs w:val="20"/>
     </w:rPr>
   </w:style>
-  <w:style w:type="character" w:styleId="EndnoteReference">
-    <w:name w:val="endnote reference"/>
-    <w:basedOn w:val="DefaultParagraphFont"/>
+  <w:style w:type="paragraph" w:styleId="ac">
+    <w:name w:val="header"/>
+    <w:basedOn w:val="a"/>
+    <w:link w:val="ad"/>
     <w:uiPriority w:val="99"/>
-    <w:semiHidden/>
-    <w:unhideWhenUsed/>
-    <w:rPr>
-      <w:vertAlign w:val="superscript"/>
-    </w:rPr>
-  </w:style>
-  <w:style w:type="paragraph" w:styleId="EndnoteText">
-    <w:name w:val="endnote text"/>
-    <w:basedOn w:val="Normal"/>
-    <w:link w:val="EndnoteTextChar"/>
+    <w:unhideWhenUsed/>
+    <w:rsid w:val="006A3DA5"/>
+    <w:pPr>
+      <w:tabs>
+        <w:tab w:val="center" w:pos="4252"/>
+        <w:tab w:val="right" w:pos="8504"/>
+      </w:tabs>
+      <w:snapToGrid w:val="0"/>
+    </w:pPr>
+  </w:style>
+  <w:style w:type="character" w:customStyle="1" w:styleId="ad">
+    <w:name w:val="ヘッダー (文字)"/>
+    <w:basedOn w:val="a0"/>
+    <w:link w:val="ac"/>
     <w:uiPriority w:val="99"/>
-    <w:semiHidden/>
-    <w:unhideWhenUsed/>
+    <w:rsid w:val="006A3DA5"/>
+  </w:style>
+  <w:style w:type="paragraph" w:styleId="ae">
+    <w:name w:val="footer"/>
+    <w:basedOn w:val="a"/>
+    <w:link w:val="af"/>
+    <w:uiPriority w:val="99"/>
+    <w:unhideWhenUsed/>
+    <w:rsid w:val="006A3DA5"/>
     <w:pPr>
-      <w:spacing w:after="0" w:line="240" w:lineRule="auto"/>
+      <w:tabs>
+        <w:tab w:val="center" w:pos="4252"/>
+        <w:tab w:val="right" w:pos="8504"/>
+      </w:tabs>
+      <w:snapToGrid w:val="0"/>
     </w:pPr>
-    <w:rPr>
-      <w:sz w:val="20"/>
-      <w:szCs w:val="20"/>
-    </w:rPr>
-  </w:style>
-  <w:style w:type="character" w:styleId="EndnoteTextChar">
-    <w:name w:val="Endnote Text Char"/>
-    <w:basedOn w:val="DefaultParagraphFont"/>
-    <w:link w:val="EndnoteText"/>
+  </w:style>
+  <w:style w:type="character" w:customStyle="1" w:styleId="af">
+    <w:name w:val="フッター (文字)"/>
+    <w:basedOn w:val="a0"/>
+    <w:link w:val="ae"/>
     <w:uiPriority w:val="99"/>
-    <w:semiHidden/>
-    <w:unhideWhenUsed/>
-    <w:rPr>
-      <w:sz w:val="20"/>
-      <w:szCs w:val="20"/>
-    </w:rPr>
+    <w:rsid w:val="006A3DA5"/>
   </w:style>
 </w:styles>
 </file>
@@ -657,7 +1262,7 @@
         <a:solidFill>
           <a:schemeClr val="phClr"/>
         </a:solidFill>
-        <a:gradFill rotWithShape="true">
+        <a:gradFill rotWithShape="1">
           <a:gsLst>
             <a:gs pos="0">
               <a:schemeClr val="phClr">
@@ -681,9 +1286,9 @@
               </a:schemeClr>
             </a:gs>
           </a:gsLst>
-          <a:lin ang="5400000" scaled="false"/>
+          <a:lin ang="5400000" scaled="0"/>
         </a:gradFill>
-        <a:gradFill rotWithShape="true">
+        <a:gradFill rotWithShape="1">
           <a:gsLst>
             <a:gs pos="0">
               <a:schemeClr val="phClr">
@@ -707,7 +1312,7 @@
               </a:schemeClr>
             </a:gs>
           </a:gsLst>
-          <a:lin ang="5400000" scaled="false"/>
+          <a:lin ang="5400000" scaled="0"/>
         </a:gradFill>
       </a:fillStyleLst>
       <a:lnStyleLst>
@@ -742,7 +1347,7 @@
         </a:effectStyle>
         <a:effectStyle>
           <a:effectLst>
-            <a:outerShdw blurRad="57150" dist="19050" dir="5400000" algn="ctr" rotWithShape="false">
+            <a:outerShdw blurRad="57150" dist="19050" dir="5400000" algn="ctr" rotWithShape="0">
               <a:srgbClr val="000000">
                 <a:alpha val="63000"/>
               </a:srgbClr>
@@ -760,7 +1365,7 @@
             <a:satMod val="170000"/>
           </a:schemeClr>
         </a:solidFill>
-        <a:gradFill rotWithShape="true">
+        <a:gradFill rotWithShape="1">
           <a:gsLst>
             <a:gs pos="0">
               <a:schemeClr val="phClr">
@@ -785,7 +1390,7 @@
               </a:schemeClr>
             </a:gs>
           </a:gsLst>
-          <a:lin ang="5400000" scaled="false"/>
+          <a:lin ang="5400000" scaled="0"/>
         </a:gradFill>
       </a:bgFillStyleLst>
     </a:fmtScheme>
